--- a/Gary_Richard_Doman_Resume.docx
+++ b/Gary_Richard_Doman_Resume.docx
@@ -4,58 +4,125 @@
   <w:body>
     <w:p>
       <w:pPr>
-        <w:pStyle w:val="Name"/>
+        <w:spacing w:after="0"/>
         <w:jc w:val="center"/>
       </w:pPr>
       <w:r>
+        <w:rPr>
+          <w:rFonts w:ascii="Arial" w:hAnsi="Arial"/>
+          <w:b/>
+          <w:color w:val="111111"/>
+          <w:sz w:val="38"/>
+        </w:rPr>
         <w:t>Gary Richard Doman</w:t>
       </w:r>
     </w:p>
     <w:p>
       <w:pPr>
-        <w:pStyle w:val="Subtitle"/>
+        <w:spacing w:after="20"/>
         <w:jc w:val="center"/>
       </w:pPr>
       <w:r>
-        <w:t>Systems Engineer | Audio DSP | Local-First AI Runtime | Deterministic Simulation | Product Distribution Spine</w:t>
+        <w:rPr>
+          <w:rFonts w:ascii="Arial" w:hAnsi="Arial"/>
+          <w:i/>
+          <w:color w:val="333333"/>
+          <w:sz w:val="19"/>
+        </w:rPr>
+        <w:t>Systems Engineer | Audio DSP Developer | Full-Stack Web Tools | Local-First AI Runtime</w:t>
       </w:r>
     </w:p>
     <w:p>
       <w:pPr>
-        <w:pStyle w:val="SmallText"/>
+        <w:spacing w:after="80"/>
         <w:jc w:val="center"/>
       </w:pPr>
       <w:r>
-        <w:t xml:space="preserve">Williams Lake, BC, Canada | 604-644-6337 | gdoman99@gmail.com | </w:t>
+        <w:rPr>
+          <w:rFonts w:ascii="Arial" w:hAnsi="Arial"/>
+          <w:color w:val="333333"/>
+          <w:sz w:val="17"/>
+        </w:rPr>
+        <w:t>Williams Lake Area, BC</w:t>
+      </w:r>
+      <w:r>
+        <w:rPr>
+          <w:rFonts w:ascii="Arial" w:hAnsi="Arial"/>
+          <w:color w:val="555555"/>
+          <w:sz w:val="17"/>
+        </w:rPr>
+        <w:t xml:space="preserve"> | </w:t>
+      </w:r>
+      <w:r>
+        <w:rPr>
+          <w:rFonts w:ascii="Arial" w:hAnsi="Arial"/>
+          <w:color w:val="333333"/>
+          <w:sz w:val="17"/>
+        </w:rPr>
+        <w:t>604-644-6337</w:t>
+      </w:r>
+      <w:r>
+        <w:rPr>
+          <w:rFonts w:ascii="Arial" w:hAnsi="Arial"/>
+          <w:color w:val="555555"/>
+          <w:sz w:val="17"/>
+        </w:rPr>
+        <w:t xml:space="preserve"> | </w:t>
+      </w:r>
+      <w:r>
+        <w:rPr>
+          <w:rFonts w:ascii="Arial" w:hAnsi="Arial"/>
+          <w:color w:val="333333"/>
+          <w:sz w:val="17"/>
+        </w:rPr>
+        <w:t>gdoman99@gmail.com</w:t>
+      </w:r>
+      <w:r>
+        <w:rPr>
+          <w:rFonts w:ascii="Arial" w:hAnsi="Arial"/>
+          <w:color w:val="555555"/>
+          <w:sz w:val="17"/>
+        </w:rPr>
+        <w:t xml:space="preserve"> | </w:t>
       </w:r>
       <w:hyperlink r:id="rId9">
         <w:r>
           <w:rPr>
-            <w:color w:val="1155CC"/>
+            <w:color w:val="0563C1"/>
             <w:u w:val="single"/>
           </w:rPr>
           <w:t>GitHub</w:t>
         </w:r>
       </w:hyperlink>
       <w:r>
+        <w:rPr>
+          <w:rFonts w:ascii="Arial" w:hAnsi="Arial"/>
+          <w:color w:val="555555"/>
+          <w:sz w:val="17"/>
+        </w:rPr>
         <w:t xml:space="preserve"> | </w:t>
       </w:r>
       <w:hyperlink r:id="rId10">
         <w:r>
           <w:rPr>
-            <w:color w:val="1155CC"/>
+            <w:color w:val="0563C1"/>
             <w:u w:val="single"/>
           </w:rPr>
           <w:t>Portfolio</w:t>
         </w:r>
       </w:hyperlink>
       <w:r>
+        <w:rPr>
+          <w:rFonts w:ascii="Arial" w:hAnsi="Arial"/>
+          <w:color w:val="555555"/>
+          <w:sz w:val="17"/>
+        </w:rPr>
         <w:t xml:space="preserve"> | </w:t>
       </w:r>
       <w:hyperlink r:id="rId11">
         <w:r>
           <w:rPr>
-            <w:color w:val="1155CC"/>
+            <w:color w:val="0563C1"/>
             <w:u w:val="single"/>
           </w:rPr>
           <w:t>TizWildin HUB</w:t>
@@ -64,124 +131,404 @@
     </w:p>
     <w:p>
       <w:pPr>
-        <w:pStyle w:val="SectionHeading"/>
+        <w:spacing w:before="80" w:after="20"/>
         <w:pBdr>
-          <w:bottom w:val="single" w:sz="4" w:space="1" w:color="CCCCCC"/>
+          <w:bottom w:val="single" w:sz="6" w:space="1" w:color="D9D9D9"/>
         </w:pBdr>
       </w:pPr>
       <w:r>
-        <w:t>SYSTEMS ENGINEERING PROFILE</w:t>
+        <w:rPr>
+          <w:rFonts w:ascii="Arial" w:hAnsi="Arial"/>
+          <w:b/>
+          <w:color w:val="222222"/>
+          <w:sz w:val="21"/>
+        </w:rPr>
+        <w:t>PROFESSIONAL SUMMARY</w:t>
       </w:r>
     </w:p>
     <w:p>
       <w:pPr>
-        <w:pStyle w:val="CompactBody"/>
+        <w:spacing w:after="40" w:line="240" w:lineRule="auto"/>
       </w:pPr>
       <w:r>
-        <w:t>Independent systems builder focused on real-time audio DSP, deterministic simulation engines, local-first AI/runtime infrastructure, and product-distribution tooling. Built the Portfolio as a recruiter/sponsor proof-of-work authority node and TizWildin Entertainment HUB as the public source-of-truth spine for plugins, packs, itch inventory, release proof, JSON/LLM indexes, ARC routes, and backend/licensing docs. Strong emphasis on reproducible state, explicit authority, fail-closed validation, performance, and launch-ready documentation.</w:t>
+        <w:rPr>
+          <w:rFonts w:ascii="Arial" w:hAnsi="Arial"/>
+          <w:sz w:val="18"/>
+        </w:rPr>
+        <w:t>Independent systems builder with a practical mix of audio DSP, web tooling, local-first AI/runtime work, and procedural game/asset systems. Builds usable demos and public tools with clean routes, documentation, validation steps, and maintainable code. Also brings hands-on field experience from rebar, recycling, shop, and construction support roles.</w:t>
       </w:r>
     </w:p>
     <w:p>
       <w:pPr>
-        <w:pStyle w:val="SectionHeading"/>
+        <w:spacing w:before="80" w:after="20"/>
         <w:pBdr>
-          <w:bottom w:val="single" w:sz="4" w:space="1" w:color="CCCCCC"/>
+          <w:bottom w:val="single" w:sz="6" w:space="1" w:color="D9D9D9"/>
         </w:pBdr>
       </w:pPr>
       <w:r>
-        <w:t>CORE TECHNICAL STACK</w:t>
+        <w:rPr>
+          <w:rFonts w:ascii="Arial" w:hAnsi="Arial"/>
+          <w:b/>
+          <w:color w:val="222222"/>
+          <w:sz w:val="21"/>
+        </w:rPr>
+        <w:t>CORE SKILLS</w:t>
+      </w:r>
+    </w:p>
+    <w:tbl>
+      <w:tblPr>
+        <w:tblW w:type="auto" w:w="0"/>
+        <w:jc w:val="center"/>
+        <w:tblLayout w:type="autofit"/>
+        <w:tblLook w:firstColumn="1" w:firstRow="1" w:lastColumn="0" w:lastRow="0" w:noHBand="0" w:noVBand="1" w:val="04A0"/>
+      </w:tblPr>
+      <w:tblGrid>
+        <w:gridCol w:w="5328"/>
+        <w:gridCol w:w="5328"/>
+      </w:tblGrid>
+      <w:tr>
+        <w:tc>
+          <w:tcPr>
+            <w:tcW w:type="dxa" w:w="1800"/>
+            <w:vAlign w:val="top"/>
+            <w:tcBorders>
+              <w:top w:val="nil"/>
+              <w:left w:val="nil"/>
+              <w:bottom w:val="nil"/>
+              <w:right w:val="nil"/>
+            </w:tcBorders>
+          </w:tcPr>
+          <w:p>
+            <w:pPr>
+              <w:spacing w:after="0"/>
+            </w:pPr>
+            <w:r>
+              <w:rPr>
+                <w:rFonts w:ascii="Arial" w:hAnsi="Arial"/>
+                <w:b/>
+                <w:sz w:val="17"/>
+              </w:rPr>
+              <w:t>Languages:</w:t>
+            </w:r>
+          </w:p>
+        </w:tc>
+        <w:tc>
+          <w:tcPr>
+            <w:tcW w:type="dxa" w:w="8784"/>
+            <w:vAlign w:val="top"/>
+            <w:tcBorders>
+              <w:top w:val="nil"/>
+              <w:left w:val="nil"/>
+              <w:bottom w:val="nil"/>
+              <w:right w:val="nil"/>
+            </w:tcBorders>
+          </w:tcPr>
+          <w:p>
+            <w:pPr>
+              <w:spacing w:after="0"/>
+            </w:pPr>
+            <w:r>
+              <w:rPr>
+                <w:rFonts w:ascii="Arial" w:hAnsi="Arial"/>
+                <w:sz w:val="17"/>
+              </w:rPr>
+              <w:t>C++, Python, JavaScript, HTML/CSS, C#, Rust</w:t>
+            </w:r>
+          </w:p>
+        </w:tc>
+      </w:tr>
+      <w:tr>
+        <w:tc>
+          <w:tcPr>
+            <w:tcW w:type="dxa" w:w="1800"/>
+            <w:vAlign w:val="top"/>
+            <w:tcBorders>
+              <w:top w:val="nil"/>
+              <w:left w:val="nil"/>
+              <w:bottom w:val="nil"/>
+              <w:right w:val="nil"/>
+            </w:tcBorders>
+          </w:tcPr>
+          <w:p>
+            <w:pPr>
+              <w:spacing w:after="0"/>
+            </w:pPr>
+            <w:r>
+              <w:rPr>
+                <w:rFonts w:ascii="Arial" w:hAnsi="Arial"/>
+                <w:b/>
+                <w:sz w:val="17"/>
+              </w:rPr>
+              <w:t>Audio / DSP:</w:t>
+            </w:r>
+          </w:p>
+        </w:tc>
+        <w:tc>
+          <w:tcPr>
+            <w:tcW w:type="dxa" w:w="8784"/>
+            <w:vAlign w:val="top"/>
+            <w:tcBorders>
+              <w:top w:val="nil"/>
+              <w:left w:val="nil"/>
+              <w:bottom w:val="nil"/>
+              <w:right w:val="nil"/>
+            </w:tcBorders>
+          </w:tcPr>
+          <w:p>
+            <w:pPr>
+              <w:spacing w:after="0"/>
+            </w:pPr>
+            <w:r>
+              <w:rPr>
+                <w:rFonts w:ascii="Arial" w:hAnsi="Arial"/>
+                <w:sz w:val="17"/>
+              </w:rPr>
+              <w:t>JUCE, VST3/AU concepts, real-time processing, dynamic EQ, oversampling, M/S, spectral tools</w:t>
+            </w:r>
+          </w:p>
+        </w:tc>
+      </w:tr>
+      <w:tr>
+        <w:tc>
+          <w:tcPr>
+            <w:tcW w:type="dxa" w:w="1800"/>
+            <w:vAlign w:val="top"/>
+            <w:tcBorders>
+              <w:top w:val="nil"/>
+              <w:left w:val="nil"/>
+              <w:bottom w:val="nil"/>
+              <w:right w:val="nil"/>
+            </w:tcBorders>
+          </w:tcPr>
+          <w:p>
+            <w:pPr>
+              <w:spacing w:after="0"/>
+            </w:pPr>
+            <w:r>
+              <w:rPr>
+                <w:rFonts w:ascii="Arial" w:hAnsi="Arial"/>
+                <w:b/>
+                <w:sz w:val="17"/>
+              </w:rPr>
+              <w:t>Web / Product:</w:t>
+            </w:r>
+          </w:p>
+        </w:tc>
+        <w:tc>
+          <w:tcPr>
+            <w:tcW w:type="dxa" w:w="8784"/>
+            <w:vAlign w:val="top"/>
+            <w:tcBorders>
+              <w:top w:val="nil"/>
+              <w:left w:val="nil"/>
+              <w:bottom w:val="nil"/>
+              <w:right w:val="nil"/>
+            </w:tcBorders>
+          </w:tcPr>
+          <w:p>
+            <w:pPr>
+              <w:spacing w:after="0"/>
+            </w:pPr>
+            <w:r>
+              <w:rPr>
+                <w:rFonts w:ascii="Arial" w:hAnsi="Arial"/>
+                <w:sz w:val="17"/>
+              </w:rPr>
+              <w:t>GitHub Pages, JSON indexes, API docs, SEO routes, public demos, issue templates, sponsor workflows</w:t>
+            </w:r>
+          </w:p>
+        </w:tc>
+      </w:tr>
+      <w:tr>
+        <w:tc>
+          <w:tcPr>
+            <w:tcW w:type="dxa" w:w="1800"/>
+            <w:vAlign w:val="top"/>
+            <w:tcBorders>
+              <w:top w:val="nil"/>
+              <w:left w:val="nil"/>
+              <w:bottom w:val="nil"/>
+              <w:right w:val="nil"/>
+            </w:tcBorders>
+          </w:tcPr>
+          <w:p>
+            <w:pPr>
+              <w:spacing w:after="0"/>
+            </w:pPr>
+            <w:r>
+              <w:rPr>
+                <w:rFonts w:ascii="Arial" w:hAnsi="Arial"/>
+                <w:b/>
+                <w:sz w:val="17"/>
+              </w:rPr>
+              <w:t>AI / Runtime:</w:t>
+            </w:r>
+          </w:p>
+        </w:tc>
+        <w:tc>
+          <w:tcPr>
+            <w:tcW w:type="dxa" w:w="8784"/>
+            <w:vAlign w:val="top"/>
+            <w:tcBorders>
+              <w:top w:val="nil"/>
+              <w:left w:val="nil"/>
+              <w:bottom w:val="nil"/>
+              <w:right w:val="nil"/>
+            </w:tcBorders>
+          </w:tcPr>
+          <w:p>
+            <w:pPr>
+              <w:spacing w:after="0"/>
+            </w:pPr>
+            <w:r>
+              <w:rPr>
+                <w:rFonts w:ascii="Arial" w:hAnsi="Arial"/>
+                <w:sz w:val="17"/>
+              </w:rPr>
+              <w:t>Local-first AI workflows, state machines, receipts/logs, validation pipelines, benchmark/proposal tooling</w:t>
+            </w:r>
+          </w:p>
+        </w:tc>
+      </w:tr>
+      <w:tr>
+        <w:tc>
+          <w:tcPr>
+            <w:tcW w:type="dxa" w:w="1800"/>
+            <w:vAlign w:val="top"/>
+            <w:tcBorders>
+              <w:top w:val="nil"/>
+              <w:left w:val="nil"/>
+              <w:bottom w:val="nil"/>
+              <w:right w:val="nil"/>
+            </w:tcBorders>
+          </w:tcPr>
+          <w:p>
+            <w:pPr>
+              <w:spacing w:after="0"/>
+            </w:pPr>
+            <w:r>
+              <w:rPr>
+                <w:rFonts w:ascii="Arial" w:hAnsi="Arial"/>
+                <w:b/>
+                <w:sz w:val="17"/>
+              </w:rPr>
+              <w:t>Graphics / Games:</w:t>
+            </w:r>
+          </w:p>
+        </w:tc>
+        <w:tc>
+          <w:tcPr>
+            <w:tcW w:type="dxa" w:w="8784"/>
+            <w:vAlign w:val="top"/>
+            <w:tcBorders>
+              <w:top w:val="nil"/>
+              <w:left w:val="nil"/>
+              <w:bottom w:val="nil"/>
+              <w:right w:val="nil"/>
+            </w:tcBorders>
+          </w:tcPr>
+          <w:p>
+            <w:pPr>
+              <w:spacing w:after="0"/>
+            </w:pPr>
+            <w:r>
+              <w:rPr>
+                <w:rFonts w:ascii="Arial" w:hAnsi="Arial"/>
+                <w:sz w:val="17"/>
+              </w:rPr>
+              <w:t>Canvas/HTML runtimes, seeded generation, SVG tools, asset exporters, procedural game tooling</w:t>
+            </w:r>
+          </w:p>
+        </w:tc>
+      </w:tr>
+      <w:tr>
+        <w:tc>
+          <w:tcPr>
+            <w:tcW w:type="dxa" w:w="1800"/>
+            <w:vAlign w:val="top"/>
+            <w:tcBorders>
+              <w:top w:val="nil"/>
+              <w:left w:val="nil"/>
+              <w:bottom w:val="nil"/>
+              <w:right w:val="nil"/>
+            </w:tcBorders>
+          </w:tcPr>
+          <w:p>
+            <w:pPr>
+              <w:spacing w:after="0"/>
+            </w:pPr>
+            <w:r>
+              <w:rPr>
+                <w:rFonts w:ascii="Arial" w:hAnsi="Arial"/>
+                <w:b/>
+                <w:sz w:val="17"/>
+              </w:rPr>
+              <w:t>Field / Operations:</w:t>
+            </w:r>
+          </w:p>
+        </w:tc>
+        <w:tc>
+          <w:tcPr>
+            <w:tcW w:type="dxa" w:w="8784"/>
+            <w:vAlign w:val="top"/>
+            <w:tcBorders>
+              <w:top w:val="nil"/>
+              <w:left w:val="nil"/>
+              <w:bottom w:val="nil"/>
+              <w:right w:val="nil"/>
+            </w:tcBorders>
+          </w:tcPr>
+          <w:p>
+            <w:pPr>
+              <w:spacing w:after="0"/>
+            </w:pPr>
+            <w:r>
+              <w:rPr>
+                <w:rFonts w:ascii="Arial" w:hAnsi="Arial"/>
+                <w:sz w:val="17"/>
+              </w:rPr>
+              <w:t>Blueprint reading, rebar install, crew coordination, fall protection compliance, high-volume shop work</w:t>
+            </w:r>
+          </w:p>
+        </w:tc>
+      </w:tr>
+    </w:tbl>
+    <w:p>
+      <w:pPr>
+        <w:spacing w:before="80" w:after="20"/>
+        <w:pBdr>
+          <w:bottom w:val="single" w:sz="6" w:space="1" w:color="D9D9D9"/>
+        </w:pBdr>
+      </w:pPr>
+      <w:r>
+        <w:rPr>
+          <w:rFonts w:ascii="Arial" w:hAnsi="Arial"/>
+          <w:b/>
+          <w:color w:val="222222"/>
+          <w:sz w:val="21"/>
+        </w:rPr>
+        <w:t>SELECTED ENGINEERING PROJECTS</w:t>
       </w:r>
     </w:p>
     <w:p>
       <w:pPr>
-        <w:pStyle w:val="BodyBullet"/>
+        <w:spacing w:after="30" w:line="240" w:lineRule="auto"/>
+        <w:ind w:left="187" w:hanging="187"/>
       </w:pPr>
       <w:r>
         <w:rPr>
-          <w:b/>
+          <w:rFonts w:ascii="Arial" w:hAnsi="Arial"/>
+          <w:sz w:val="18"/>
         </w:rPr>
-        <w:t>Languages:</w:t>
+        <w:t xml:space="preserve">• </w:t>
       </w:r>
       <w:r>
-        <w:t xml:space="preserve"> C++, Python, JavaScript, HTML, CSS, C#, Rust</w:t>
-      </w:r>
-    </w:p>
-    <w:p>
-      <w:pPr>
-        <w:pStyle w:val="BodyBullet"/>
-      </w:pPr>
-      <w:r>
         <w:rPr>
+          <w:rFonts w:ascii="Arial" w:hAnsi="Arial"/>
           <w:b/>
+          <w:sz w:val="18"/>
         </w:rPr>
-        <w:t>Audio/DSP:</w:t>
-      </w:r>
-      <w:r>
-        <w:t xml:space="preserve"> JUCE, VST3/AU concepts, real-time processing, dynamic EQ, spectral tools, oversampling, lock-free patterns</w:t>
-      </w:r>
-    </w:p>
-    <w:p>
-      <w:pPr>
-        <w:pStyle w:val="BodyBullet"/>
-      </w:pPr>
-      <w:r>
-        <w:rPr>
-          <w:b/>
-        </w:rPr>
-        <w:t>Architecture:</w:t>
-      </w:r>
-      <w:r>
-        <w:t xml:space="preserve"> deterministic state machines, event logs, receipts, validation pipelines, authority-gated flows, local-first AI boundaries</w:t>
-      </w:r>
-    </w:p>
-    <w:p>
-      <w:pPr>
-        <w:pStyle w:val="BodyBullet"/>
-      </w:pPr>
-      <w:r>
-        <w:rPr>
-          <w:b/>
-        </w:rPr>
-        <w:t>Web/Product:</w:t>
-      </w:r>
-      <w:r>
-        <w:t xml:space="preserve"> GitHub Pages, JSON indexes, llms.txt/sitemaps, SEO routing, sponsor workflows, public proof maps, issue templates</w:t>
-      </w:r>
-    </w:p>
-    <w:p>
-      <w:pPr>
-        <w:pStyle w:val="BodyBullet"/>
-      </w:pPr>
-      <w:r>
-        <w:rPr>
-          <w:b/>
-        </w:rPr>
-        <w:t>Simulation/Rendering:</w:t>
-      </w:r>
-      <w:r>
-        <w:t xml:space="preserve"> Canvas2D/SVG, math-first rendering, seeded RNG, projection transforms, simulation/render separation</w:t>
-      </w:r>
-    </w:p>
-    <w:p>
-      <w:pPr>
-        <w:pStyle w:val="SectionHeading"/>
-        <w:pBdr>
-          <w:bottom w:val="single" w:sz="4" w:space="1" w:color="CCCCCC"/>
-        </w:pBdr>
-      </w:pPr>
-      <w:r>
-        <w:t>SELECTED ENGINEERING PROOF</w:t>
-      </w:r>
-    </w:p>
-    <w:p>
-      <w:pPr>
-        <w:pStyle w:val="ProjectLine"/>
-      </w:pPr>
-      <w:r>
-        <w:rPr>
-          <w:b/>
-        </w:rPr>
-        <w:t>FreeEQ8 - Professional Audio Plugin / DSP Flagship</w:t>
+        <w:t>FreeEQ8</w:t>
       </w:r>
       <w:r>
         <w:t xml:space="preserve"> - </w:t>
@@ -189,25 +536,39 @@
       <w:hyperlink r:id="rId12">
         <w:r>
           <w:rPr>
-            <w:color w:val="1155CC"/>
+            <w:color w:val="0563C1"/>
             <w:u w:val="single"/>
           </w:rPr>
           <w:t>repo</w:t>
         </w:r>
       </w:hyperlink>
       <w:r>
-        <w:t xml:space="preserve"> - Open-source C++/JUCE EQ proof project covering 8-band EQ, dynamic EQ, match EQ, M/S workflows, oversampling, spectrum visualization, and linear-phase processing direction.</w:t>
+        <w:rPr>
+          <w:rFonts w:ascii="Arial" w:hAnsi="Arial"/>
+          <w:sz w:val="18"/>
+        </w:rPr>
+        <w:t xml:space="preserve"> - Open-source C++/JUCE EQ project covering 8-band EQ, dynamic EQ, match EQ, oversampling, M/S workflow, and audio-plugin documentation.</w:t>
       </w:r>
     </w:p>
     <w:p>
       <w:pPr>
-        <w:pStyle w:val="ProjectLine"/>
+        <w:spacing w:after="30" w:line="240" w:lineRule="auto"/>
+        <w:ind w:left="187" w:hanging="187"/>
       </w:pPr>
       <w:r>
         <w:rPr>
+          <w:rFonts w:ascii="Arial" w:hAnsi="Arial"/>
+          <w:sz w:val="18"/>
+        </w:rPr>
+        <w:t xml:space="preserve">• </w:t>
+      </w:r>
+      <w:r>
+        <w:rPr>
+          <w:rFonts w:ascii="Arial" w:hAnsi="Arial"/>
           <w:b/>
+          <w:sz w:val="18"/>
         </w:rPr>
-        <w:t>TizWildin Entertainment HUB - Public Source-of-Truth Spine</w:t>
+        <w:t>TizWildin Entertainment HUB</w:t>
       </w:r>
       <w:r>
         <w:t xml:space="preserve"> - </w:t>
@@ -215,25 +576,39 @@
       <w:hyperlink r:id="rId11">
         <w:r>
           <w:rPr>
-            <w:color w:val="1155CC"/>
+            <w:color w:val="0563C1"/>
             <w:u w:val="single"/>
           </w:rPr>
           <w:t>live</w:t>
         </w:r>
       </w:hyperlink>
       <w:r>
-        <w:t xml:space="preserve"> - Routes audio plugins, sample packs, game/itch inventory, release proof, public-index JSON, llms.txt, sitemaps, ARC lineage, and licensing/API documentation.</w:t>
+        <w:rPr>
+          <w:rFonts w:ascii="Arial" w:hAnsi="Arial"/>
+          <w:sz w:val="18"/>
+        </w:rPr>
+        <w:t xml:space="preserve"> - Public distribution hub for audio plugins, sample packs, game-asset routes, release links, JSON indexes, and licensing/API documentation.</w:t>
       </w:r>
     </w:p>
     <w:p>
       <w:pPr>
-        <w:pStyle w:val="ProjectLine"/>
+        <w:spacing w:after="30" w:line="240" w:lineRule="auto"/>
+        <w:ind w:left="187" w:hanging="187"/>
       </w:pPr>
       <w:r>
         <w:rPr>
+          <w:rFonts w:ascii="Arial" w:hAnsi="Arial"/>
+          <w:sz w:val="18"/>
+        </w:rPr>
+        <w:t xml:space="preserve">• </w:t>
+      </w:r>
+      <w:r>
+        <w:rPr>
+          <w:rFonts w:ascii="Arial" w:hAnsi="Arial"/>
           <w:b/>
+          <w:sz w:val="18"/>
         </w:rPr>
-        <w:t>ARC-Core / ARC-Neuron LLMBuilder - Local-First AI Infrastructure</w:t>
+        <w:t>ARC-Core / ARC-Neuron LLMBuilder</w:t>
       </w:r>
       <w:r>
         <w:t xml:space="preserve"> - </w:t>
@@ -241,25 +616,39 @@
       <w:hyperlink r:id="rId13">
         <w:r>
           <w:rPr>
-            <w:color w:val="1155CC"/>
+            <w:color w:val="0563C1"/>
             <w:u w:val="single"/>
           </w:rPr>
           <w:t>ARC-Core</w:t>
         </w:r>
       </w:hyperlink>
       <w:r>
-        <w:t xml:space="preserve"> - Authority, receipt, proposal, validation, benchmark, and model-lifecycle architecture for governed local AI workflows and reproducible runtime state.</w:t>
+        <w:rPr>
+          <w:rFonts w:ascii="Arial" w:hAnsi="Arial"/>
+          <w:sz w:val="18"/>
+        </w:rPr>
+        <w:t xml:space="preserve"> - Local-first AI/runtime architecture with authority flows, receipts, validation logs, proposal tools, and model-building experiments.</w:t>
       </w:r>
     </w:p>
     <w:p>
       <w:pPr>
-        <w:pStyle w:val="ProjectLine"/>
+        <w:spacing w:after="30" w:line="240" w:lineRule="auto"/>
+        <w:ind w:left="187" w:hanging="187"/>
       </w:pPr>
       <w:r>
         <w:rPr>
+          <w:rFonts w:ascii="Arial" w:hAnsi="Arial"/>
+          <w:sz w:val="18"/>
+        </w:rPr>
+        <w:t xml:space="preserve">• </w:t>
+      </w:r>
+      <w:r>
+        <w:rPr>
+          <w:rFonts w:ascii="Arial" w:hAnsi="Arial"/>
           <w:b/>
+          <w:sz w:val="18"/>
         </w:rPr>
-        <w:t>FreeVox8 / Voxel Audio - Creator Audio Tooling</w:t>
+        <w:t>FreeVox8 / Voxel Audio</w:t>
       </w:r>
       <w:r>
         <w:t xml:space="preserve"> - </w:t>
@@ -267,25 +656,39 @@
       <w:hyperlink r:id="rId14">
         <w:r>
           <w:rPr>
-            <w:color w:val="1155CC"/>
+            <w:color w:val="0563C1"/>
             <w:u w:val="single"/>
           </w:rPr>
           <w:t>FreeVox8</w:t>
         </w:r>
       </w:hyperlink>
       <w:r>
-        <w:t xml:space="preserve"> - Spectral vocoder/freeze/morph/masking plugin route plus local-first visualizer/export workflows for cover-art binding and waveform-style creator assets.</w:t>
+        <w:rPr>
+          <w:rFonts w:ascii="Arial" w:hAnsi="Arial"/>
+          <w:sz w:val="18"/>
+        </w:rPr>
+        <w:t xml:space="preserve"> - Creator-audio tooling covering vocal/spectral processing concepts, waveform-style visuals, and export-oriented media workflows.</w:t>
       </w:r>
     </w:p>
     <w:p>
       <w:pPr>
-        <w:pStyle w:val="ProjectLine"/>
+        <w:spacing w:after="30" w:line="240" w:lineRule="auto"/>
+        <w:ind w:left="187" w:hanging="187"/>
       </w:pPr>
       <w:r>
         <w:rPr>
+          <w:rFonts w:ascii="Arial" w:hAnsi="Arial"/>
+          <w:sz w:val="18"/>
+        </w:rPr>
+        <w:t xml:space="preserve">• </w:t>
+      </w:r>
+      <w:r>
+        <w:rPr>
+          <w:rFonts w:ascii="Arial" w:hAnsi="Arial"/>
           <w:b/>
+          <w:sz w:val="18"/>
         </w:rPr>
-        <w:t>Game Asset Store / Itch Inventory - Buyer-Facing Product Catalog</w:t>
+        <w:t>RiftAscent / Neolution</w:t>
       </w:r>
       <w:r>
         <w:t xml:space="preserve"> - </w:t>
@@ -293,25 +696,39 @@
       <w:hyperlink r:id="rId15">
         <w:r>
           <w:rPr>
-            <w:color w:val="1155CC"/>
+            <w:color w:val="0563C1"/>
             <w:u w:val="single"/>
           </w:rPr>
-          <w:t>HUB index</w:t>
+          <w:t>RiftAscent</w:t>
         </w:r>
       </w:hyperlink>
       <w:r>
-        <w:t xml:space="preserve"> - Procedural asset packs, SVG tools, live backdrops, icons, sigils, pixel-game generators, preview routes, export flows, and store/product routing.</w:t>
+        <w:rPr>
+          <w:rFonts w:ascii="Arial" w:hAnsi="Arial"/>
+          <w:sz w:val="18"/>
+        </w:rPr>
+        <w:t xml:space="preserve"> - HTML/canvas runtime systems using deterministic state transitions, structured logging, validation checks, and projection-based gameplay.</w:t>
       </w:r>
     </w:p>
     <w:p>
       <w:pPr>
-        <w:pStyle w:val="ProjectLine"/>
+        <w:spacing w:after="30" w:line="240" w:lineRule="auto"/>
+        <w:ind w:left="187" w:hanging="187"/>
       </w:pPr>
       <w:r>
         <w:rPr>
+          <w:rFonts w:ascii="Arial" w:hAnsi="Arial"/>
+          <w:sz w:val="18"/>
+        </w:rPr>
+        <w:t xml:space="preserve">• </w:t>
+      </w:r>
+      <w:r>
+        <w:rPr>
+          <w:rFonts w:ascii="Arial" w:hAnsi="Arial"/>
           <w:b/>
+          <w:sz w:val="18"/>
         </w:rPr>
-        <w:t>RiftAscent / Neolution - Deterministic Web Simulation Engines</w:t>
+        <w:t>Game Asset / Itch Inventory</w:t>
       </w:r>
       <w:r>
         <w:t xml:space="preserve"> - </w:t>
@@ -319,232 +736,407 @@
       <w:hyperlink r:id="rId16">
         <w:r>
           <w:rPr>
-            <w:color w:val="1155CC"/>
+            <w:color w:val="0563C1"/>
+            <w:u w:val="single"/>
+          </w:rPr>
+          <w:t>HUB index</w:t>
+        </w:r>
+      </w:hyperlink>
+      <w:r>
+        <w:rPr>
+          <w:rFonts w:ascii="Arial" w:hAnsi="Arial"/>
+          <w:sz w:val="18"/>
+        </w:rPr>
+        <w:t xml:space="preserve"> - Procedural SVG tools, live backdrops, icons, sigils, pixel generators, export flows, and buyer-facing asset routing.</w:t>
+      </w:r>
+    </w:p>
+    <w:p>
+      <w:pPr>
+        <w:spacing w:before="80" w:after="20"/>
+        <w:pBdr>
+          <w:bottom w:val="single" w:sz="6" w:space="1" w:color="D9D9D9"/>
+        </w:pBdr>
+      </w:pPr>
+      <w:r>
+        <w:rPr>
+          <w:rFonts w:ascii="Arial" w:hAnsi="Arial"/>
+          <w:b/>
+          <w:color w:val="222222"/>
+          <w:sz w:val="21"/>
+        </w:rPr>
+        <w:t>PROFESSIONAL / FIELD EXPERIENCE</w:t>
+      </w:r>
+    </w:p>
+    <w:p>
+      <w:pPr>
+        <w:spacing w:after="0"/>
+        <w:ind w:left="101"/>
+      </w:pPr>
+      <w:r>
+        <w:rPr>
+          <w:rFonts w:ascii="Arial" w:hAnsi="Arial"/>
+          <w:b/>
+          <w:sz w:val="18"/>
+        </w:rPr>
+        <w:t>Independent Systems Builder - Gary Doman / GareBear99 / TizWildin</w:t>
+      </w:r>
+      <w:r>
+        <w:rPr>
+          <w:rFonts w:ascii="Arial" w:hAnsi="Arial"/>
+          <w:i/>
+          <w:color w:val="444444"/>
+          <w:sz w:val="17"/>
+        </w:rPr>
+        <w:t xml:space="preserve"> | Open-source tools, audio DSP, AI/runtime systems, web products, game tools</w:t>
+      </w:r>
+    </w:p>
+    <w:p>
+      <w:pPr>
+        <w:spacing w:after="16" w:line="240" w:lineRule="auto"/>
+        <w:ind w:left="288" w:hanging="187"/>
+      </w:pPr>
+      <w:r>
+        <w:rPr>
+          <w:rFonts w:ascii="Arial" w:hAnsi="Arial"/>
+          <w:sz w:val="17"/>
+        </w:rPr>
+        <w:t>• Built and documented public projects across audio plugins, AI tooling, web demos, simulations, game assets, and creator utilities.</w:t>
+      </w:r>
+    </w:p>
+    <w:p>
+      <w:pPr>
+        <w:spacing w:after="16" w:line="240" w:lineRule="auto"/>
+        <w:ind w:left="288" w:hanging="187"/>
+      </w:pPr>
+      <w:r>
+        <w:rPr>
+          <w:rFonts w:ascii="Arial" w:hAnsi="Arial"/>
+          <w:sz w:val="17"/>
+        </w:rPr>
+        <w:t>• Maintained routes, README documentation, issue workflows, proof pages, and lightweight product/distribution pages for public review.</w:t>
+      </w:r>
+    </w:p>
+    <w:p>
+      <w:pPr>
+        <w:spacing w:after="0"/>
+        <w:ind w:left="101"/>
+      </w:pPr>
+      <w:r>
+        <w:rPr>
+          <w:rFonts w:ascii="Arial" w:hAnsi="Arial"/>
+          <w:b/>
+          <w:sz w:val="18"/>
+        </w:rPr>
+        <w:t>Journeyman Rebar Worker</w:t>
+      </w:r>
+      <w:r>
+        <w:rPr>
+          <w:rFonts w:ascii="Arial" w:hAnsi="Arial"/>
+          <w:i/>
+          <w:color w:val="444444"/>
+          <w:sz w:val="17"/>
+        </w:rPr>
+        <w:t xml:space="preserve"> | 3 years</w:t>
+      </w:r>
+    </w:p>
+    <w:p>
+      <w:pPr>
+        <w:spacing w:after="16" w:line="240" w:lineRule="auto"/>
+        <w:ind w:left="288" w:hanging="187"/>
+      </w:pPr>
+      <w:r>
+        <w:rPr>
+          <w:rFonts w:ascii="Arial" w:hAnsi="Arial"/>
+          <w:sz w:val="17"/>
+        </w:rPr>
+        <w:t>• Installed structural reinforcement from blueprints; coordinated with crews on physically demanding job sites while following safety and fall-protection requirements.</w:t>
+      </w:r>
+    </w:p>
+    <w:p>
+      <w:pPr>
+        <w:spacing w:after="0"/>
+        <w:ind w:left="101"/>
+      </w:pPr>
+      <w:r>
+        <w:rPr>
+          <w:rFonts w:ascii="Arial" w:hAnsi="Arial"/>
+          <w:b/>
+          <w:sz w:val="18"/>
+        </w:rPr>
+        <w:t>Topco Pallet Recycling - Surrey, BC</w:t>
+      </w:r>
+      <w:r>
+        <w:rPr>
+          <w:rFonts w:ascii="Arial" w:hAnsi="Arial"/>
+          <w:i/>
+          <w:color w:val="444444"/>
+          <w:sz w:val="17"/>
+        </w:rPr>
+        <w:t xml:space="preserve"> | 2 years</w:t>
+      </w:r>
+    </w:p>
+    <w:p>
+      <w:pPr>
+        <w:spacing w:after="16" w:line="240" w:lineRule="auto"/>
+        <w:ind w:left="288" w:hanging="187"/>
+      </w:pPr>
+      <w:r>
+        <w:rPr>
+          <w:rFonts w:ascii="Arial" w:hAnsi="Arial"/>
+          <w:sz w:val="17"/>
+        </w:rPr>
+        <w:t>• Commission-based high-volume pallet nailing using pneumatic equipment; supported industrial workflow speed, accuracy, and equipment discipline.</w:t>
+      </w:r>
+    </w:p>
+    <w:p>
+      <w:pPr>
+        <w:spacing w:after="0"/>
+        <w:ind w:left="101"/>
+      </w:pPr>
+      <w:r>
+        <w:rPr>
+          <w:rFonts w:ascii="Arial" w:hAnsi="Arial"/>
+          <w:b/>
+          <w:sz w:val="18"/>
+        </w:rPr>
+        <w:t>Additional Field / Work History</w:t>
+      </w:r>
+      <w:r>
+        <w:rPr>
+          <w:rFonts w:ascii="Arial" w:hAnsi="Arial"/>
+          <w:i/>
+          <w:color w:val="444444"/>
+          <w:sz w:val="17"/>
+        </w:rPr>
+        <w:t xml:space="preserve"> | Various roles</w:t>
+      </w:r>
+    </w:p>
+    <w:p>
+      <w:pPr>
+        <w:spacing w:after="16" w:line="240" w:lineRule="auto"/>
+        <w:ind w:left="288" w:hanging="187"/>
+      </w:pPr>
+      <w:r>
+        <w:rPr>
+          <w:rFonts w:ascii="Arial" w:hAnsi="Arial"/>
+          <w:sz w:val="17"/>
+        </w:rPr>
+        <w:t>• NAPA AUTOPRO shop support, Boathouse Restaurant, Charlie Don't Surf, Labour Ready construction/cleanup assignments.</w:t>
+      </w:r>
+    </w:p>
+    <w:p>
+      <w:pPr>
+        <w:spacing w:before="80" w:after="20"/>
+        <w:pBdr>
+          <w:bottom w:val="single" w:sz="6" w:space="1" w:color="D9D9D9"/>
+        </w:pBdr>
+      </w:pPr>
+      <w:r>
+        <w:rPr>
+          <w:rFonts w:ascii="Arial" w:hAnsi="Arial"/>
+          <w:b/>
+          <w:color w:val="222222"/>
+          <w:sz w:val="21"/>
+        </w:rPr>
+        <w:t>EDUCATION AND CERTIFICATIONS</w:t>
+      </w:r>
+    </w:p>
+    <w:p>
+      <w:pPr>
+        <w:spacing w:after="16"/>
+        <w:ind w:left="187" w:hanging="187"/>
+      </w:pPr>
+      <w:r>
+        <w:rPr>
+          <w:rFonts w:ascii="Arial" w:hAnsi="Arial"/>
+          <w:sz w:val="17"/>
+        </w:rPr>
+        <w:t>• Thompson Rivers University - Williams Lake: JavaScript course</w:t>
+      </w:r>
+    </w:p>
+    <w:p>
+      <w:pPr>
+        <w:spacing w:after="16"/>
+        <w:ind w:left="187" w:hanging="187"/>
+      </w:pPr>
+      <w:r>
+        <w:rPr>
+          <w:rFonts w:ascii="Arial" w:hAnsi="Arial"/>
+          <w:sz w:val="17"/>
+        </w:rPr>
+        <w:t>• White Rock Learning Center - Grade 12</w:t>
+      </w:r>
+    </w:p>
+    <w:p>
+      <w:pPr>
+        <w:spacing w:after="16"/>
+        <w:ind w:left="187" w:hanging="187"/>
+      </w:pPr>
+      <w:r>
+        <w:rPr>
+          <w:rFonts w:ascii="Arial" w:hAnsi="Arial"/>
+          <w:sz w:val="17"/>
+        </w:rPr>
+        <w:t>• Level 1 First Aid Certified</w:t>
+      </w:r>
+    </w:p>
+    <w:p>
+      <w:pPr>
+        <w:spacing w:after="16"/>
+        <w:ind w:left="187" w:hanging="187"/>
+      </w:pPr>
+      <w:r>
+        <w:rPr>
+          <w:rFonts w:ascii="Arial" w:hAnsi="Arial"/>
+          <w:sz w:val="17"/>
+        </w:rPr>
+        <w:t>• Fall Protection Certified</w:t>
+      </w:r>
+    </w:p>
+    <w:p>
+      <w:pPr>
+        <w:spacing w:before="80" w:after="20"/>
+        <w:pBdr>
+          <w:bottom w:val="single" w:sz="6" w:space="1" w:color="D9D9D9"/>
+        </w:pBdr>
+      </w:pPr>
+      <w:r>
+        <w:rPr>
+          <w:rFonts w:ascii="Arial" w:hAnsi="Arial"/>
+          <w:b/>
+          <w:color w:val="222222"/>
+          <w:sz w:val="21"/>
+        </w:rPr>
+        <w:t>PROJECT LINKS</w:t>
+      </w:r>
+    </w:p>
+    <w:p>
+      <w:pPr>
+        <w:spacing w:after="0" w:line="240" w:lineRule="auto"/>
+      </w:pPr>
+      <w:hyperlink r:id="rId9">
+        <w:r>
+          <w:rPr>
+            <w:color w:val="0563C1"/>
+            <w:u w:val="single"/>
+          </w:rPr>
+          <w:t>GitHub</w:t>
+        </w:r>
+      </w:hyperlink>
+      <w:r>
+        <w:rPr>
+          <w:rFonts w:ascii="Arial" w:hAnsi="Arial"/>
+          <w:color w:val="555555"/>
+          <w:sz w:val="16"/>
+        </w:rPr>
+        <w:t xml:space="preserve"> | </w:t>
+      </w:r>
+      <w:hyperlink r:id="rId10">
+        <w:r>
+          <w:rPr>
+            <w:color w:val="0563C1"/>
+            <w:u w:val="single"/>
+          </w:rPr>
+          <w:t>Portfolio</w:t>
+        </w:r>
+      </w:hyperlink>
+      <w:r>
+        <w:rPr>
+          <w:rFonts w:ascii="Arial" w:hAnsi="Arial"/>
+          <w:color w:val="555555"/>
+          <w:sz w:val="16"/>
+        </w:rPr>
+        <w:t xml:space="preserve"> | </w:t>
+      </w:r>
+      <w:hyperlink r:id="rId11">
+        <w:r>
+          <w:rPr>
+            <w:color w:val="0563C1"/>
+            <w:u w:val="single"/>
+          </w:rPr>
+          <w:t>TizWildin HUB</w:t>
+        </w:r>
+      </w:hyperlink>
+      <w:r>
+        <w:rPr>
+          <w:rFonts w:ascii="Arial" w:hAnsi="Arial"/>
+          <w:color w:val="555555"/>
+          <w:sz w:val="16"/>
+        </w:rPr>
+        <w:t xml:space="preserve"> | </w:t>
+      </w:r>
+      <w:hyperlink r:id="rId12">
+        <w:r>
+          <w:rPr>
+            <w:color w:val="0563C1"/>
+            <w:u w:val="single"/>
+          </w:rPr>
+          <w:t>FreeEQ8</w:t>
+        </w:r>
+      </w:hyperlink>
+      <w:r>
+        <w:rPr>
+          <w:rFonts w:ascii="Arial" w:hAnsi="Arial"/>
+          <w:color w:val="555555"/>
+          <w:sz w:val="16"/>
+        </w:rPr>
+        <w:t xml:space="preserve"> | </w:t>
+      </w:r>
+      <w:hyperlink r:id="rId13">
+        <w:r>
+          <w:rPr>
+            <w:color w:val="0563C1"/>
+            <w:u w:val="single"/>
+          </w:rPr>
+          <w:t>ARC-Core</w:t>
+        </w:r>
+      </w:hyperlink>
+      <w:r>
+        <w:rPr>
+          <w:rFonts w:ascii="Arial" w:hAnsi="Arial"/>
+          <w:color w:val="555555"/>
+          <w:sz w:val="16"/>
+        </w:rPr>
+        <w:t xml:space="preserve"> | </w:t>
+      </w:r>
+      <w:hyperlink r:id="rId17">
+        <w:r>
+          <w:rPr>
+            <w:color w:val="0563C1"/>
+            <w:u w:val="single"/>
+          </w:rPr>
+          <w:t>ARC-Neuron LLMBuilder</w:t>
+        </w:r>
+      </w:hyperlink>
+      <w:r>
+        <w:rPr>
+          <w:rFonts w:ascii="Arial" w:hAnsi="Arial"/>
+          <w:color w:val="555555"/>
+          <w:sz w:val="16"/>
+        </w:rPr>
+        <w:t xml:space="preserve"> | </w:t>
+      </w:r>
+      <w:hyperlink r:id="rId15">
+        <w:r>
+          <w:rPr>
+            <w:color w:val="0563C1"/>
             <w:u w:val="single"/>
           </w:rPr>
           <w:t>RiftAscent</w:t>
         </w:r>
       </w:hyperlink>
       <w:r>
-        <w:t xml:space="preserve"> - HTML5/Canvas-style runtime systems using deterministic math, lifecycle control, structured logging, validator-enforced state transitions, and projection-based gameplay.</w:t>
-      </w:r>
-    </w:p>
-    <w:p>
-      <w:pPr>
-        <w:pStyle w:val="SectionHeading"/>
-        <w:pBdr>
-          <w:bottom w:val="single" w:sz="4" w:space="1" w:color="CCCCCC"/>
-        </w:pBdr>
-      </w:pPr>
-      <w:r>
-        <w:t>PORTFOLIO, LAUNCH, AND SPONSOR WORKFLOW</w:t>
-      </w:r>
-    </w:p>
-    <w:p>
-      <w:pPr>
-        <w:pStyle w:val="BodyBullet"/>
-      </w:pPr>
-      <w:r>
-        <w:t>Maintains a public Portfolio repo for project pages, resume, services, submission proof, sponsor task intake, and recruiter navigation.</w:t>
-      </w:r>
-    </w:p>
-    <w:p>
-      <w:pPr>
-        <w:pStyle w:val="BodyBullet"/>
-      </w:pPr>
-      <w:r>
-        <w:t>Added HUB/portfolio sync pages, project ecosystem index, public submission tracker, services page, sponsor task menu, and issue-based work request flow.</w:t>
-      </w:r>
-    </w:p>
-    <w:p>
-      <w:pPr>
-        <w:pStyle w:val="BodyBullet"/>
-      </w:pPr>
-      <w:r>
-        <w:t>Uses public routes and documentation to make projects reviewable by humans, search crawlers, sponsors, and AI readers.</w:t>
-      </w:r>
-    </w:p>
-    <w:p>
-      <w:pPr>
-        <w:pStyle w:val="SectionHeading"/>
-        <w:pBdr>
-          <w:bottom w:val="single" w:sz="4" w:space="1" w:color="CCCCCC"/>
-        </w:pBdr>
-      </w:pPr>
-      <w:r>
-        <w:t>PROFESSIONAL / FIELD EXECUTION EXPERIENCE</w:t>
-      </w:r>
-    </w:p>
-    <w:p>
-      <w:pPr>
-        <w:pStyle w:val="BodyBullet"/>
-      </w:pPr>
-      <w:r>
-        <w:t>Independent Systems Builder - Gary Doman / GareBear99 / TizWildin: open-source portfolio, audio DSP tools, AI/runtime systems, web products, game tools, sample packs, and product-distribution infrastructure.</w:t>
-      </w:r>
-    </w:p>
-    <w:p>
-      <w:pPr>
-        <w:pStyle w:val="BodyBullet"/>
-      </w:pPr>
-      <w:r>
-        <w:t>Journeyman Rebar Worker - 3 years: structural reinforcement installation, blueprint interpretation, crew coordination, fall protection compliance, and production schedule execution.</w:t>
-      </w:r>
-    </w:p>
-    <w:p>
-      <w:pPr>
-        <w:pStyle w:val="BodyBullet"/>
-      </w:pPr>
-      <w:r>
-        <w:t>Topco Pallet Recycling - Surrey, BC - 2 years: commission-based high-volume pallet nailing with pneumatic equipment and industrial workflow accountability.</w:t>
-      </w:r>
-    </w:p>
-    <w:p>
-      <w:pPr>
-        <w:pStyle w:val="BodyBullet"/>
-      </w:pPr>
-      <w:r>
-        <w:t>Additional field/work history: NAPA AUTOPRO shop support, Boathouse Restaurant, Charlie Don't Surf, Labour Ready construction and cleanup assignments.</w:t>
-      </w:r>
-    </w:p>
-    <w:p>
-      <w:pPr>
-        <w:pStyle w:val="SectionHeading"/>
-        <w:pBdr>
-          <w:bottom w:val="single" w:sz="4" w:space="1" w:color="CCCCCC"/>
-        </w:pBdr>
-      </w:pPr>
-      <w:r>
-        <w:t>EDUCATION AND CERTIFICATIONS</w:t>
-      </w:r>
-    </w:p>
-    <w:p>
-      <w:pPr>
-        <w:pStyle w:val="BodyBullet"/>
-      </w:pPr>
-      <w:r>
-        <w:t>Thompson Rivers University - Williams Lake: JavaScript course</w:t>
-      </w:r>
-    </w:p>
-    <w:p>
-      <w:pPr>
-        <w:pStyle w:val="BodyBullet"/>
-      </w:pPr>
-      <w:r>
-        <w:t>White Rock Learning Center - Grade 12</w:t>
-      </w:r>
-    </w:p>
-    <w:p>
-      <w:pPr>
-        <w:pStyle w:val="BodyBullet"/>
-      </w:pPr>
-      <w:r>
-        <w:t>Level 1 First Aid Certified; Fall Protection Certified</w:t>
-      </w:r>
-    </w:p>
-    <w:p>
-      <w:pPr>
-        <w:pStyle w:val="SectionHeading"/>
-        <w:pBdr>
-          <w:bottom w:val="single" w:sz="4" w:space="1" w:color="CCCCCC"/>
-        </w:pBdr>
-      </w:pPr>
-      <w:r>
-        <w:t>PRIORITY LINKS</w:t>
-      </w:r>
-    </w:p>
-    <w:p>
-      <w:pPr>
-        <w:pStyle w:val="SmallText"/>
-      </w:pPr>
-      <w:hyperlink r:id="rId9">
-        <w:r>
-          <w:rPr>
-            <w:color w:val="1155CC"/>
-            <w:u w:val="single"/>
-          </w:rPr>
-          <w:t>GitHub Profile</w:t>
-        </w:r>
-      </w:hyperlink>
-      <w:r>
-        <w:t xml:space="preserve"> | </w:t>
-      </w:r>
-      <w:hyperlink r:id="rId10">
-        <w:r>
-          <w:rPr>
-            <w:color w:val="1155CC"/>
-            <w:u w:val="single"/>
-          </w:rPr>
-          <w:t>Portfolio</w:t>
-        </w:r>
-      </w:hyperlink>
-      <w:r>
-        <w:t xml:space="preserve"> | </w:t>
-      </w:r>
-      <w:hyperlink r:id="rId11">
-        <w:r>
-          <w:rPr>
-            <w:color w:val="1155CC"/>
-            <w:u w:val="single"/>
-          </w:rPr>
-          <w:t>TizWildin HUB</w:t>
-        </w:r>
-      </w:hyperlink>
-      <w:r>
-        <w:t xml:space="preserve"> | </w:t>
-      </w:r>
-      <w:hyperlink r:id="rId12">
-        <w:r>
-          <w:rPr>
-            <w:color w:val="1155CC"/>
-            <w:u w:val="single"/>
-          </w:rPr>
-          <w:t>FreeEQ8</w:t>
-        </w:r>
-      </w:hyperlink>
-      <w:r>
-        <w:t xml:space="preserve"> | </w:t>
-      </w:r>
-      <w:hyperlink r:id="rId13">
-        <w:r>
-          <w:rPr>
-            <w:color w:val="1155CC"/>
-            <w:u w:val="single"/>
-          </w:rPr>
-          <w:t>ARC-Core</w:t>
-        </w:r>
-      </w:hyperlink>
-      <w:r>
-        <w:t xml:space="preserve"> | </w:t>
-      </w:r>
-      <w:hyperlink r:id="rId17">
-        <w:r>
-          <w:rPr>
-            <w:color w:val="1155CC"/>
-            <w:u w:val="single"/>
-          </w:rPr>
-          <w:t>ARC-Neuron LLMBuilder</w:t>
-        </w:r>
-      </w:hyperlink>
-      <w:r>
-        <w:t xml:space="preserve"> | </w:t>
-      </w:r>
-      <w:hyperlink r:id="rId16">
-        <w:r>
-          <w:rPr>
-            <w:color w:val="1155CC"/>
-            <w:u w:val="single"/>
-          </w:rPr>
-          <w:t>RiftAscent</w:t>
-        </w:r>
-      </w:hyperlink>
-      <w:r>
+        <w:rPr>
+          <w:rFonts w:ascii="Arial" w:hAnsi="Arial"/>
+          <w:color w:val="555555"/>
+          <w:sz w:val="16"/>
+        </w:rPr>
         <w:t xml:space="preserve"> | </w:t>
       </w:r>
       <w:hyperlink r:id="rId18">
         <w:r>
           <w:rPr>
-            <w:color w:val="1155CC"/>
+            <w:color w:val="0563C1"/>
             <w:u w:val="single"/>
           </w:rPr>
           <w:t>Neolution</w:t>
@@ -553,7 +1145,7 @@
     </w:p>
     <w:sectPr>
       <w:pgSz w:w="12240" w:h="15840"/>
-      <w:pgMar w:top="547" w:right="720" w:bottom="547" w:left="720" w:header="720" w:footer="720" w:gutter="0"/>
+      <w:pgMar w:top="648" w:right="792" w:bottom="605" w:left="792" w:header="720" w:footer="720" w:gutter="0"/>
       <w:cols w:space="720"/>
       <w:docGrid w:linePitch="360"/>
     </w:sectPr>
@@ -924,12 +1516,9 @@
     <w:name w:val="Normal"/>
     <w:qFormat/>
     <w:rsid w:val="00FC693F"/>
-    <w:pPr>
-      <w:spacing w:after="0" w:line="240" w:lineRule="auto"/>
-    </w:pPr>
     <w:rPr>
-      <w:rFonts w:ascii="Arial" w:hAnsi="Arial" w:eastAsia="Arial"/>
-      <w:sz w:val="17"/>
+      <w:rFonts w:ascii="Arial" w:hAnsi="Arial"/>
+      <w:sz w:val="18"/>
     </w:rPr>
   </w:style>
   <w:style w:type="paragraph" w:styleId="Header">
@@ -1315,16 +1904,14 @@
       <w:numPr>
         <w:ilvl w:val="1"/>
       </w:numPr>
-      <w:spacing w:before="0" w:after="0" w:line="240" w:lineRule="auto"/>
     </w:pPr>
     <w:rPr>
-      <w:rFonts w:asciiTheme="majorHAnsi" w:eastAsiaTheme="majorEastAsia" w:hAnsiTheme="majorHAnsi" w:cstheme="majorBidi" w:ascii="Arial" w:hAnsi="Arial" w:eastAsia="Arial"/>
-      <w:b w:val="0"/>
+      <w:rFonts w:asciiTheme="majorHAnsi" w:eastAsiaTheme="majorEastAsia" w:hAnsiTheme="majorHAnsi" w:cstheme="majorBidi"/>
       <w:i/>
       <w:iCs/>
-      <w:color w:val="333333"/>
+      <w:color w:val="4F81BD" w:themeColor="accent1"/>
       <w:spacing w:val="15"/>
-      <w:sz w:val="19"/>
+      <w:sz w:val="24"/>
       <w:szCs w:val="24"/>
     </w:rPr>
   </w:style>
@@ -12615,79 +13202,6 @@
         <w:shd w:val="clear" w:color="auto" w:fill="FBCAA2" w:themeFill="accent6" w:themeFillTint="7F"/>
       </w:tcPr>
     </w:tblStylePr>
-  </w:style>
-  <w:style w:type="paragraph" w:customStyle="1" w:styleId="Name">
-    <w:name w:val="Name"/>
-    <w:pPr>
-      <w:spacing w:before="0" w:after="0" w:line="240" w:lineRule="auto"/>
-    </w:pPr>
-    <w:rPr>
-      <w:rFonts w:ascii="Arial" w:hAnsi="Arial" w:eastAsia="Arial"/>
-      <w:b/>
-      <w:color w:val="111111"/>
-      <w:sz w:val="37"/>
-    </w:rPr>
-  </w:style>
-  <w:style w:type="paragraph" w:customStyle="1" w:styleId="SectionHeading">
-    <w:name w:val="SectionHeading"/>
-    <w:pPr>
-      <w:spacing w:before="50" w:after="20" w:line="240" w:lineRule="auto"/>
-    </w:pPr>
-    <w:rPr>
-      <w:rFonts w:ascii="Arial" w:hAnsi="Arial" w:eastAsia="Arial"/>
-      <w:b/>
-      <w:color w:val="111111"/>
-      <w:sz w:val="20"/>
-    </w:rPr>
-  </w:style>
-  <w:style w:type="paragraph" w:customStyle="1" w:styleId="CompactBody">
-    <w:name w:val="CompactBody"/>
-    <w:pPr>
-      <w:spacing w:before="0" w:after="20" w:line="240" w:lineRule="auto"/>
-    </w:pPr>
-    <w:rPr>
-      <w:rFonts w:ascii="Arial" w:hAnsi="Arial" w:eastAsia="Arial"/>
-      <w:b w:val="0"/>
-      <w:color w:val="111111"/>
-      <w:sz w:val="17"/>
-    </w:rPr>
-  </w:style>
-  <w:style w:type="paragraph" w:customStyle="1" w:styleId="ProjectLine">
-    <w:name w:val="ProjectLine"/>
-    <w:pPr>
-      <w:spacing w:before="0" w:after="24" w:line="240" w:lineRule="auto"/>
-    </w:pPr>
-    <w:rPr>
-      <w:rFonts w:ascii="Arial" w:hAnsi="Arial" w:eastAsia="Arial"/>
-      <w:b w:val="0"/>
-      <w:color w:val="111111"/>
-      <w:sz w:val="17"/>
-    </w:rPr>
-  </w:style>
-  <w:style w:type="paragraph" w:customStyle="1" w:styleId="SmallText">
-    <w:name w:val="SmallText"/>
-    <w:pPr>
-      <w:spacing w:before="0" w:after="0" w:line="240" w:lineRule="auto"/>
-    </w:pPr>
-    <w:rPr>
-      <w:rFonts w:ascii="Arial" w:hAnsi="Arial" w:eastAsia="Arial"/>
-      <w:b w:val="0"/>
-      <w:color w:val="333333"/>
-      <w:sz w:val="16"/>
-    </w:rPr>
-  </w:style>
-  <w:style w:type="paragraph" w:customStyle="1" w:styleId="BodyBullet">
-    <w:name w:val="BodyBullet"/>
-    <w:pPr>
-      <w:spacing w:before="0" w:after="16" w:line="240" w:lineRule="auto"/>
-      <w:ind w:left="245" w:hanging="130"/>
-    </w:pPr>
-    <w:rPr>
-      <w:rFonts w:ascii="Arial" w:hAnsi="Arial" w:eastAsia="Arial"/>
-      <w:b w:val="0"/>
-      <w:color w:val="111111"/>
-      <w:sz w:val="17"/>
-    </w:rPr>
   </w:style>
 </w:styles>
 </file>

--- a/Gary_Richard_Doman_Resume.docx
+++ b/Gary_Richard_Doman_Resume.docx
@@ -9,7 +9,7 @@
       </w:pPr>
       <w:r>
         <w:rPr>
-          <w:rFonts w:ascii="Arial" w:hAnsi="Arial"/>
+          <w:rFonts w:ascii="Aptos" w:hAnsi="Aptos"/>
           <w:b/>
           <w:color w:val="111111"/>
           <w:sz w:val="38"/>
@@ -24,12 +24,12 @@
       </w:pPr>
       <w:r>
         <w:rPr>
-          <w:rFonts w:ascii="Arial" w:hAnsi="Arial"/>
+          <w:rFonts w:ascii="Aptos" w:hAnsi="Aptos"/>
           <w:i/>
           <w:color w:val="333333"/>
-          <w:sz w:val="19"/>
+          <w:sz w:val="18"/>
         </w:rPr>
-        <w:t>Systems Engineer | Audio DSP Developer | Full-Stack Web Tools | Local-First AI Runtime</w:t>
+        <w:t>Systems Engineer | Web Tools | Technical Documentation | Audio DSP | Local-First AI Runtime</w:t>
       </w:r>
     </w:p>
     <w:p>
@@ -39,7 +39,7 @@
       </w:pPr>
       <w:r>
         <w:rPr>
-          <w:rFonts w:ascii="Arial" w:hAnsi="Arial"/>
+          <w:rFonts w:ascii="Aptos" w:hAnsi="Aptos"/>
           <w:color w:val="333333"/>
           <w:sz w:val="17"/>
         </w:rPr>
@@ -47,7 +47,7 @@
       </w:r>
       <w:r>
         <w:rPr>
-          <w:rFonts w:ascii="Arial" w:hAnsi="Arial"/>
+          <w:rFonts w:ascii="Aptos" w:hAnsi="Aptos"/>
           <w:color w:val="555555"/>
           <w:sz w:val="17"/>
         </w:rPr>
@@ -55,7 +55,7 @@
       </w:r>
       <w:r>
         <w:rPr>
-          <w:rFonts w:ascii="Arial" w:hAnsi="Arial"/>
+          <w:rFonts w:ascii="Aptos" w:hAnsi="Aptos"/>
           <w:color w:val="333333"/>
           <w:sz w:val="17"/>
         </w:rPr>
@@ -63,7 +63,7 @@
       </w:r>
       <w:r>
         <w:rPr>
-          <w:rFonts w:ascii="Arial" w:hAnsi="Arial"/>
+          <w:rFonts w:ascii="Aptos" w:hAnsi="Aptos"/>
           <w:color w:val="555555"/>
           <w:sz w:val="17"/>
         </w:rPr>
@@ -71,7 +71,7 @@
       </w:r>
       <w:r>
         <w:rPr>
-          <w:rFonts w:ascii="Arial" w:hAnsi="Arial"/>
+          <w:rFonts w:ascii="Aptos" w:hAnsi="Aptos"/>
           <w:color w:val="333333"/>
           <w:sz w:val="17"/>
         </w:rPr>
@@ -79,7 +79,7 @@
       </w:r>
       <w:r>
         <w:rPr>
-          <w:rFonts w:ascii="Arial" w:hAnsi="Arial"/>
+          <w:rFonts w:ascii="Aptos" w:hAnsi="Aptos"/>
           <w:color w:val="555555"/>
           <w:sz w:val="17"/>
         </w:rPr>
@@ -96,7 +96,7 @@
       </w:hyperlink>
       <w:r>
         <w:rPr>
-          <w:rFonts w:ascii="Arial" w:hAnsi="Arial"/>
+          <w:rFonts w:ascii="Aptos" w:hAnsi="Aptos"/>
           <w:color w:val="555555"/>
           <w:sz w:val="17"/>
         </w:rPr>
@@ -113,7 +113,7 @@
       </w:hyperlink>
       <w:r>
         <w:rPr>
-          <w:rFonts w:ascii="Arial" w:hAnsi="Arial"/>
+          <w:rFonts w:ascii="Aptos" w:hAnsi="Aptos"/>
           <w:color w:val="555555"/>
           <w:sz w:val="17"/>
         </w:rPr>
@@ -138,7 +138,7 @@
       </w:pPr>
       <w:r>
         <w:rPr>
-          <w:rFonts w:ascii="Arial" w:hAnsi="Arial"/>
+          <w:rFonts w:ascii="Aptos" w:hAnsi="Aptos"/>
           <w:b/>
           <w:color w:val="222222"/>
           <w:sz w:val="21"/>
@@ -148,14 +148,16 @@
     </w:p>
     <w:p>
       <w:pPr>
-        <w:spacing w:after="40" w:line="240" w:lineRule="auto"/>
+        <w:spacing w:after="100" w:line="240" w:lineRule="auto"/>
       </w:pPr>
       <w:r>
         <w:rPr>
-          <w:rFonts w:ascii="Arial" w:hAnsi="Arial"/>
-          <w:sz w:val="18"/>
+          <w:rFonts w:ascii="Aptos" w:hAnsi="Aptos"/>
+          <w:b w:val="0"/>
+          <w:color w:val="111827"/>
+          <w:sz w:val="17"/>
         </w:rPr>
-        <w:t>Independent systems builder with a practical mix of audio DSP, web tooling, local-first AI/runtime work, and procedural game/asset systems. Builds usable demos and public tools with clean routes, documentation, validation steps, and maintainable code. Also brings hands-on field experience from rebar, recycling, shop, and construction support roles.</w:t>
+        <w:t>Independent systems builder with a practical mix of web tooling, technical documentation, audio DSP, local-first AI/runtime work, and procedural game/asset systems. Builds usable tools with clear README/API docs, validation notes, language-aware routes, and maintainable code. Also brings hands-on field experience from rebar, recycling, shop, and construction support roles.</w:t>
       </w:r>
     </w:p>
     <w:p>
@@ -167,7 +169,7 @@
       </w:pPr>
       <w:r>
         <w:rPr>
-          <w:rFonts w:ascii="Arial" w:hAnsi="Arial"/>
+          <w:rFonts w:ascii="Aptos" w:hAnsi="Aptos"/>
           <w:b/>
           <w:color w:val="222222"/>
           <w:sz w:val="21"/>
@@ -259,7 +261,7 @@
                 <w:b/>
                 <w:sz w:val="17"/>
               </w:rPr>
-              <w:t>Audio / DSP:</w:t>
+              <w:t>Docs / Web:</w:t>
             </w:r>
           </w:p>
         </w:tc>
@@ -283,7 +285,7 @@
                 <w:rFonts w:ascii="Arial" w:hAnsi="Arial"/>
                 <w:sz w:val="17"/>
               </w:rPr>
-              <w:t>JUCE, VST3/AU concepts, real-time processing, dynamic EQ, oversampling, M/S, spectral tools</w:t>
+              <w:t>README/API docs, user guides, GitHub Pages, semantic routes, JSON indexes, SEO pages, language-aware navigation</w:t>
             </w:r>
           </w:p>
         </w:tc>
@@ -310,7 +312,7 @@
                 <w:b/>
                 <w:sz w:val="17"/>
               </w:rPr>
-              <w:t>Web / Product:</w:t>
+              <w:t>Audio / DSP:</w:t>
             </w:r>
           </w:p>
         </w:tc>
@@ -334,7 +336,7 @@
                 <w:rFonts w:ascii="Arial" w:hAnsi="Arial"/>
                 <w:sz w:val="17"/>
               </w:rPr>
-              <w:t>GitHub Pages, JSON indexes, API docs, SEO routes, public demos, issue templates, sponsor workflows</w:t>
+              <w:t>JUCE, VST3/AU concepts, real-time processing, dynamic EQ, oversampling, M/S, spectral tools</w:t>
             </w:r>
           </w:p>
         </w:tc>
@@ -502,7 +504,7 @@
       </w:pPr>
       <w:r>
         <w:rPr>
-          <w:rFonts w:ascii="Arial" w:hAnsi="Arial"/>
+          <w:rFonts w:ascii="Aptos" w:hAnsi="Aptos"/>
           <w:b/>
           <w:color w:val="222222"/>
           <w:sz w:val="21"/>
@@ -512,25 +514,29 @@
     </w:p>
     <w:p>
       <w:pPr>
-        <w:spacing w:after="30" w:line="240" w:lineRule="auto"/>
+        <w:spacing w:after="27" w:line="240" w:lineRule="auto"/>
         <w:ind w:left="187" w:hanging="187"/>
       </w:pPr>
       <w:r>
         <w:rPr>
-          <w:rFonts w:ascii="Arial" w:hAnsi="Arial"/>
-          <w:sz w:val="18"/>
+          <w:rFonts w:ascii="Aptos" w:hAnsi="Aptos"/>
+          <w:sz w:val="17"/>
         </w:rPr>
         <w:t xml:space="preserve">• </w:t>
       </w:r>
       <w:r>
         <w:rPr>
-          <w:rFonts w:ascii="Arial" w:hAnsi="Arial"/>
+          <w:rFonts w:ascii="Aptos" w:hAnsi="Aptos"/>
           <w:b/>
-          <w:sz w:val="18"/>
+          <w:sz w:val="17"/>
         </w:rPr>
         <w:t>FreeEQ8</w:t>
       </w:r>
       <w:r>
+        <w:rPr>
+          <w:rFonts w:ascii="Aptos" w:hAnsi="Aptos"/>
+          <w:sz w:val="17"/>
+        </w:rPr>
         <w:t xml:space="preserve"> - </w:t>
       </w:r>
       <w:hyperlink r:id="rId12">
@@ -544,33 +550,81 @@
       </w:hyperlink>
       <w:r>
         <w:rPr>
-          <w:rFonts w:ascii="Arial" w:hAnsi="Arial"/>
-          <w:sz w:val="18"/>
+          <w:rFonts w:ascii="Aptos" w:hAnsi="Aptos"/>
+          <w:sz w:val="17"/>
         </w:rPr>
         <w:t xml:space="preserve"> - Open-source C++/JUCE EQ project covering 8-band EQ, dynamic EQ, match EQ, oversampling, M/S workflow, and audio-plugin documentation.</w:t>
       </w:r>
     </w:p>
     <w:p>
       <w:pPr>
-        <w:spacing w:after="30" w:line="240" w:lineRule="auto"/>
+        <w:spacing w:after="27" w:line="240" w:lineRule="auto"/>
         <w:ind w:left="187" w:hanging="187"/>
       </w:pPr>
       <w:r>
         <w:rPr>
-          <w:rFonts w:ascii="Arial" w:hAnsi="Arial"/>
-          <w:sz w:val="18"/>
+          <w:rFonts w:ascii="Aptos" w:hAnsi="Aptos"/>
+          <w:sz w:val="17"/>
         </w:rPr>
         <w:t xml:space="preserve">• </w:t>
       </w:r>
       <w:r>
         <w:rPr>
-          <w:rFonts w:ascii="Arial" w:hAnsi="Arial"/>
+          <w:rFonts w:ascii="Aptos" w:hAnsi="Aptos"/>
           <w:b/>
-          <w:sz w:val="18"/>
+          <w:sz w:val="17"/>
+        </w:rPr>
+        <w:t>ARC Language Module</w:t>
+      </w:r>
+      <w:r>
+        <w:rPr>
+          <w:rFonts w:ascii="Aptos" w:hAnsi="Aptos"/>
+          <w:sz w:val="17"/>
+        </w:rPr>
+        <w:t xml:space="preserve"> - </w:t>
+      </w:r>
+      <w:hyperlink r:id="rId13">
+        <w:r>
+          <w:rPr>
+            <w:color w:val="0563C1"/>
+            <w:u w:val="single"/>
+          </w:rPr>
+          <w:t>repo</w:t>
+        </w:r>
+      </w:hyperlink>
+      <w:r>
+        <w:rPr>
+          <w:rFonts w:ascii="Aptos" w:hAnsi="Aptos"/>
+          <w:sz w:val="17"/>
+        </w:rPr>
+        <w:t xml:space="preserve"> - Multilingual software/documentation module showing language-aware routing, CLI/API documentation, coverage notes, and readable validation reports.</w:t>
+      </w:r>
+    </w:p>
+    <w:p>
+      <w:pPr>
+        <w:spacing w:after="27" w:line="240" w:lineRule="auto"/>
+        <w:ind w:left="187" w:hanging="187"/>
+      </w:pPr>
+      <w:r>
+        <w:rPr>
+          <w:rFonts w:ascii="Aptos" w:hAnsi="Aptos"/>
+          <w:sz w:val="17"/>
+        </w:rPr>
+        <w:t xml:space="preserve">• </w:t>
+      </w:r>
+      <w:r>
+        <w:rPr>
+          <w:rFonts w:ascii="Aptos" w:hAnsi="Aptos"/>
+          <w:b/>
+          <w:sz w:val="17"/>
         </w:rPr>
         <w:t>TizWildin Entertainment HUB</w:t>
       </w:r>
       <w:r>
+        <w:rPr>
+          <w:rFonts w:ascii="Aptos" w:hAnsi="Aptos"/>
+          <w:sz w:val="17"/>
+        </w:rPr>
         <w:t xml:space="preserve"> - </w:t>
       </w:r>
       <w:hyperlink r:id="rId11">
@@ -584,36 +638,40 @@
       </w:hyperlink>
       <w:r>
         <w:rPr>
-          <w:rFonts w:ascii="Arial" w:hAnsi="Arial"/>
-          <w:sz w:val="18"/>
+          <w:rFonts w:ascii="Aptos" w:hAnsi="Aptos"/>
+          <w:sz w:val="17"/>
         </w:rPr>
         <w:t xml:space="preserve"> - Public distribution hub for audio plugins, sample packs, game-asset routes, release links, JSON indexes, and licensing/API documentation.</w:t>
       </w:r>
     </w:p>
     <w:p>
       <w:pPr>
-        <w:spacing w:after="30" w:line="240" w:lineRule="auto"/>
+        <w:spacing w:after="27" w:line="240" w:lineRule="auto"/>
         <w:ind w:left="187" w:hanging="187"/>
       </w:pPr>
       <w:r>
         <w:rPr>
-          <w:rFonts w:ascii="Arial" w:hAnsi="Arial"/>
-          <w:sz w:val="18"/>
+          <w:rFonts w:ascii="Aptos" w:hAnsi="Aptos"/>
+          <w:sz w:val="17"/>
         </w:rPr>
         <w:t xml:space="preserve">• </w:t>
       </w:r>
       <w:r>
         <w:rPr>
-          <w:rFonts w:ascii="Arial" w:hAnsi="Arial"/>
+          <w:rFonts w:ascii="Aptos" w:hAnsi="Aptos"/>
           <w:b/>
-          <w:sz w:val="18"/>
+          <w:sz w:val="17"/>
         </w:rPr>
         <w:t>ARC-Core / ARC-Neuron LLMBuilder</w:t>
       </w:r>
       <w:r>
+        <w:rPr>
+          <w:rFonts w:ascii="Aptos" w:hAnsi="Aptos"/>
+          <w:sz w:val="17"/>
+        </w:rPr>
         <w:t xml:space="preserve"> - </w:t>
       </w:r>
-      <w:hyperlink r:id="rId13">
+      <w:hyperlink r:id="rId14">
         <w:r>
           <w:rPr>
             <w:color w:val="0563C1"/>
@@ -624,36 +682,40 @@
       </w:hyperlink>
       <w:r>
         <w:rPr>
-          <w:rFonts w:ascii="Arial" w:hAnsi="Arial"/>
-          <w:sz w:val="18"/>
+          <w:rFonts w:ascii="Aptos" w:hAnsi="Aptos"/>
+          <w:sz w:val="17"/>
         </w:rPr>
         <w:t xml:space="preserve"> - Local-first AI/runtime architecture with authority flows, receipts, validation logs, proposal tools, and model-building experiments.</w:t>
       </w:r>
     </w:p>
     <w:p>
       <w:pPr>
-        <w:spacing w:after="30" w:line="240" w:lineRule="auto"/>
+        <w:spacing w:after="27" w:line="240" w:lineRule="auto"/>
         <w:ind w:left="187" w:hanging="187"/>
       </w:pPr>
       <w:r>
         <w:rPr>
-          <w:rFonts w:ascii="Arial" w:hAnsi="Arial"/>
-          <w:sz w:val="18"/>
+          <w:rFonts w:ascii="Aptos" w:hAnsi="Aptos"/>
+          <w:sz w:val="17"/>
         </w:rPr>
         <w:t xml:space="preserve">• </w:t>
       </w:r>
       <w:r>
         <w:rPr>
-          <w:rFonts w:ascii="Arial" w:hAnsi="Arial"/>
+          <w:rFonts w:ascii="Aptos" w:hAnsi="Aptos"/>
           <w:b/>
-          <w:sz w:val="18"/>
+          <w:sz w:val="17"/>
         </w:rPr>
         <w:t>FreeVox8 / Voxel Audio</w:t>
       </w:r>
       <w:r>
+        <w:rPr>
+          <w:rFonts w:ascii="Aptos" w:hAnsi="Aptos"/>
+          <w:sz w:val="17"/>
+        </w:rPr>
         <w:t xml:space="preserve"> - </w:t>
       </w:r>
-      <w:hyperlink r:id="rId14">
+      <w:hyperlink r:id="rId15">
         <w:r>
           <w:rPr>
             <w:color w:val="0563C1"/>
@@ -664,36 +726,40 @@
       </w:hyperlink>
       <w:r>
         <w:rPr>
-          <w:rFonts w:ascii="Arial" w:hAnsi="Arial"/>
-          <w:sz w:val="18"/>
+          <w:rFonts w:ascii="Aptos" w:hAnsi="Aptos"/>
+          <w:sz w:val="17"/>
         </w:rPr>
         <w:t xml:space="preserve"> - Creator-audio tooling covering vocal/spectral processing concepts, waveform-style visuals, and export-oriented media workflows.</w:t>
       </w:r>
     </w:p>
     <w:p>
       <w:pPr>
-        <w:spacing w:after="30" w:line="240" w:lineRule="auto"/>
+        <w:spacing w:after="27" w:line="240" w:lineRule="auto"/>
         <w:ind w:left="187" w:hanging="187"/>
       </w:pPr>
       <w:r>
         <w:rPr>
-          <w:rFonts w:ascii="Arial" w:hAnsi="Arial"/>
-          <w:sz w:val="18"/>
+          <w:rFonts w:ascii="Aptos" w:hAnsi="Aptos"/>
+          <w:sz w:val="17"/>
         </w:rPr>
         <w:t xml:space="preserve">• </w:t>
       </w:r>
       <w:r>
         <w:rPr>
-          <w:rFonts w:ascii="Arial" w:hAnsi="Arial"/>
+          <w:rFonts w:ascii="Aptos" w:hAnsi="Aptos"/>
           <w:b/>
-          <w:sz w:val="18"/>
+          <w:sz w:val="17"/>
         </w:rPr>
-        <w:t>RiftAscent / Neolution</w:t>
+        <w:t>RiftAscent / Game Asset Tools</w:t>
       </w:r>
       <w:r>
+        <w:rPr>
+          <w:rFonts w:ascii="Aptos" w:hAnsi="Aptos"/>
+          <w:sz w:val="17"/>
+        </w:rPr>
         <w:t xml:space="preserve"> - </w:t>
       </w:r>
-      <w:hyperlink r:id="rId15">
+      <w:hyperlink r:id="rId16">
         <w:r>
           <w:rPr>
             <w:color w:val="0563C1"/>
@@ -704,50 +770,10 @@
       </w:hyperlink>
       <w:r>
         <w:rPr>
-          <w:rFonts w:ascii="Arial" w:hAnsi="Arial"/>
-          <w:sz w:val="18"/>
+          <w:rFonts w:ascii="Aptos" w:hAnsi="Aptos"/>
+          <w:sz w:val="17"/>
         </w:rPr>
-        <w:t xml:space="preserve"> - HTML/canvas runtime systems using deterministic state transitions, structured logging, validation checks, and projection-based gameplay.</w:t>
-      </w:r>
-    </w:p>
-    <w:p>
-      <w:pPr>
-        <w:spacing w:after="30" w:line="240" w:lineRule="auto"/>
-        <w:ind w:left="187" w:hanging="187"/>
-      </w:pPr>
-      <w:r>
-        <w:rPr>
-          <w:rFonts w:ascii="Arial" w:hAnsi="Arial"/>
-          <w:sz w:val="18"/>
-        </w:rPr>
-        <w:t xml:space="preserve">• </w:t>
-      </w:r>
-      <w:r>
-        <w:rPr>
-          <w:rFonts w:ascii="Arial" w:hAnsi="Arial"/>
-          <w:b/>
-          <w:sz w:val="18"/>
-        </w:rPr>
-        <w:t>Game Asset / Itch Inventory</w:t>
-      </w:r>
-      <w:r>
-        <w:t xml:space="preserve"> - </w:t>
-      </w:r>
-      <w:hyperlink r:id="rId16">
-        <w:r>
-          <w:rPr>
-            <w:color w:val="0563C1"/>
-            <w:u w:val="single"/>
-          </w:rPr>
-          <w:t>HUB index</w:t>
-        </w:r>
-      </w:hyperlink>
-      <w:r>
-        <w:rPr>
-          <w:rFonts w:ascii="Arial" w:hAnsi="Arial"/>
-          <w:sz w:val="18"/>
-        </w:rPr>
-        <w:t xml:space="preserve"> - Procedural SVG tools, live backdrops, icons, sigils, pixel generators, export flows, and buyer-facing asset routing.</w:t>
+        <w:t xml:space="preserve"> - HTML/canvas runtime systems, deterministic state transitions, procedural SVG tools, live backdrops, exporters, and asset routing.</w:t>
       </w:r>
     </w:p>
     <w:p>
@@ -759,7 +785,7 @@
       </w:pPr>
       <w:r>
         <w:rPr>
-          <w:rFonts w:ascii="Arial" w:hAnsi="Arial"/>
+          <w:rFonts w:ascii="Aptos" w:hAnsi="Aptos"/>
           <w:b/>
           <w:color w:val="222222"/>
           <w:sz w:val="21"/>
@@ -774,7 +800,7 @@
       </w:pPr>
       <w:r>
         <w:rPr>
-          <w:rFonts w:ascii="Arial" w:hAnsi="Arial"/>
+          <w:rFonts w:ascii="Aptos" w:hAnsi="Aptos"/>
           <w:b/>
           <w:sz w:val="18"/>
         </w:rPr>
@@ -782,38 +808,38 @@
       </w:r>
       <w:r>
         <w:rPr>
-          <w:rFonts w:ascii="Arial" w:hAnsi="Arial"/>
+          <w:rFonts w:ascii="Aptos" w:hAnsi="Aptos"/>
           <w:i/>
           <w:color w:val="444444"/>
           <w:sz w:val="17"/>
         </w:rPr>
-        <w:t xml:space="preserve"> | Open-source tools, audio DSP, AI/runtime systems, web products, game tools</w:t>
+        <w:t xml:space="preserve"> | Open-source tools, technical docs, audio DSP, AI/runtime systems, web products</w:t>
       </w:r>
     </w:p>
     <w:p>
       <w:pPr>
-        <w:spacing w:after="16" w:line="240" w:lineRule="auto"/>
+        <w:spacing w:after="15" w:line="240" w:lineRule="auto"/>
         <w:ind w:left="288" w:hanging="187"/>
       </w:pPr>
       <w:r>
         <w:rPr>
-          <w:rFonts w:ascii="Arial" w:hAnsi="Arial"/>
+          <w:rFonts w:ascii="Aptos" w:hAnsi="Aptos"/>
           <w:sz w:val="17"/>
         </w:rPr>
-        <w:t>• Built and documented public projects across audio plugins, AI tooling, web demos, simulations, game assets, and creator utilities.</w:t>
+        <w:t>• Built and documented public projects across audio plugins, language tooling, AI systems, web demos, simulations, game assets, and creator utilities.</w:t>
       </w:r>
     </w:p>
     <w:p>
       <w:pPr>
-        <w:spacing w:after="16" w:line="240" w:lineRule="auto"/>
+        <w:spacing w:after="15" w:line="240" w:lineRule="auto"/>
         <w:ind w:left="288" w:hanging="187"/>
       </w:pPr>
       <w:r>
         <w:rPr>
-          <w:rFonts w:ascii="Arial" w:hAnsi="Arial"/>
+          <w:rFonts w:ascii="Aptos" w:hAnsi="Aptos"/>
           <w:sz w:val="17"/>
         </w:rPr>
-        <w:t>• Maintained routes, README documentation, issue workflows, proof pages, and lightweight product/distribution pages for public review.</w:t>
+        <w:t>• Maintained README/API documentation, route maps, validation notes, issue workflows, proof pages, and lightweight product pages for public review.</w:t>
       </w:r>
     </w:p>
     <w:p>
@@ -823,7 +849,7 @@
       </w:pPr>
       <w:r>
         <w:rPr>
-          <w:rFonts w:ascii="Arial" w:hAnsi="Arial"/>
+          <w:rFonts w:ascii="Aptos" w:hAnsi="Aptos"/>
           <w:b/>
           <w:sz w:val="18"/>
         </w:rPr>
@@ -831,7 +857,7 @@
       </w:r>
       <w:r>
         <w:rPr>
-          <w:rFonts w:ascii="Arial" w:hAnsi="Arial"/>
+          <w:rFonts w:ascii="Aptos" w:hAnsi="Aptos"/>
           <w:i/>
           <w:color w:val="444444"/>
           <w:sz w:val="17"/>
@@ -841,12 +867,12 @@
     </w:p>
     <w:p>
       <w:pPr>
-        <w:spacing w:after="16" w:line="240" w:lineRule="auto"/>
+        <w:spacing w:after="15" w:line="240" w:lineRule="auto"/>
         <w:ind w:left="288" w:hanging="187"/>
       </w:pPr>
       <w:r>
         <w:rPr>
-          <w:rFonts w:ascii="Arial" w:hAnsi="Arial"/>
+          <w:rFonts w:ascii="Aptos" w:hAnsi="Aptos"/>
           <w:sz w:val="17"/>
         </w:rPr>
         <w:t>• Installed structural reinforcement from blueprints; coordinated with crews on physically demanding job sites while following safety and fall-protection requirements.</w:t>
@@ -859,7 +885,7 @@
       </w:pPr>
       <w:r>
         <w:rPr>
-          <w:rFonts w:ascii="Arial" w:hAnsi="Arial"/>
+          <w:rFonts w:ascii="Aptos" w:hAnsi="Aptos"/>
           <w:b/>
           <w:sz w:val="18"/>
         </w:rPr>
@@ -867,7 +893,7 @@
       </w:r>
       <w:r>
         <w:rPr>
-          <w:rFonts w:ascii="Arial" w:hAnsi="Arial"/>
+          <w:rFonts w:ascii="Aptos" w:hAnsi="Aptos"/>
           <w:i/>
           <w:color w:val="444444"/>
           <w:sz w:val="17"/>
@@ -877,12 +903,12 @@
     </w:p>
     <w:p>
       <w:pPr>
-        <w:spacing w:after="16" w:line="240" w:lineRule="auto"/>
+        <w:spacing w:after="15" w:line="240" w:lineRule="auto"/>
         <w:ind w:left="288" w:hanging="187"/>
       </w:pPr>
       <w:r>
         <w:rPr>
-          <w:rFonts w:ascii="Arial" w:hAnsi="Arial"/>
+          <w:rFonts w:ascii="Aptos" w:hAnsi="Aptos"/>
           <w:sz w:val="17"/>
         </w:rPr>
         <w:t>• Commission-based high-volume pallet nailing using pneumatic equipment; supported industrial workflow speed, accuracy, and equipment discipline.</w:t>
@@ -895,7 +921,7 @@
       </w:pPr>
       <w:r>
         <w:rPr>
-          <w:rFonts w:ascii="Arial" w:hAnsi="Arial"/>
+          <w:rFonts w:ascii="Aptos" w:hAnsi="Aptos"/>
           <w:b/>
           <w:sz w:val="18"/>
         </w:rPr>
@@ -903,7 +929,7 @@
       </w:r>
       <w:r>
         <w:rPr>
-          <w:rFonts w:ascii="Arial" w:hAnsi="Arial"/>
+          <w:rFonts w:ascii="Aptos" w:hAnsi="Aptos"/>
           <w:i/>
           <w:color w:val="444444"/>
           <w:sz w:val="17"/>
@@ -913,12 +939,12 @@
     </w:p>
     <w:p>
       <w:pPr>
-        <w:spacing w:after="16" w:line="240" w:lineRule="auto"/>
+        <w:spacing w:after="15" w:line="240" w:lineRule="auto"/>
         <w:ind w:left="288" w:hanging="187"/>
       </w:pPr>
       <w:r>
         <w:rPr>
-          <w:rFonts w:ascii="Arial" w:hAnsi="Arial"/>
+          <w:rFonts w:ascii="Aptos" w:hAnsi="Aptos"/>
           <w:sz w:val="17"/>
         </w:rPr>
         <w:t>• NAPA AUTOPRO shop support, Boathouse Restaurant, Charlie Don't Surf, Labour Ready construction/cleanup assignments.</w:t>
@@ -933,7 +959,7 @@
       </w:pPr>
       <w:r>
         <w:rPr>
-          <w:rFonts w:ascii="Arial" w:hAnsi="Arial"/>
+          <w:rFonts w:ascii="Aptos" w:hAnsi="Aptos"/>
           <w:b/>
           <w:color w:val="222222"/>
           <w:sz w:val="21"/>
@@ -943,12 +969,12 @@
     </w:p>
     <w:p>
       <w:pPr>
-        <w:spacing w:after="16"/>
+        <w:spacing w:after="15"/>
         <w:ind w:left="187" w:hanging="187"/>
       </w:pPr>
       <w:r>
         <w:rPr>
-          <w:rFonts w:ascii="Arial" w:hAnsi="Arial"/>
+          <w:rFonts w:ascii="Aptos" w:hAnsi="Aptos"/>
           <w:sz w:val="17"/>
         </w:rPr>
         <w:t>• Thompson Rivers University - Williams Lake: JavaScript course</w:t>
@@ -956,12 +982,12 @@
     </w:p>
     <w:p>
       <w:pPr>
-        <w:spacing w:after="16"/>
+        <w:spacing w:after="15"/>
         <w:ind w:left="187" w:hanging="187"/>
       </w:pPr>
       <w:r>
         <w:rPr>
-          <w:rFonts w:ascii="Arial" w:hAnsi="Arial"/>
+          <w:rFonts w:ascii="Aptos" w:hAnsi="Aptos"/>
           <w:sz w:val="17"/>
         </w:rPr>
         <w:t>• White Rock Learning Center - Grade 12</w:t>
@@ -969,12 +995,12 @@
     </w:p>
     <w:p>
       <w:pPr>
-        <w:spacing w:after="16"/>
+        <w:spacing w:after="15"/>
         <w:ind w:left="187" w:hanging="187"/>
       </w:pPr>
       <w:r>
         <w:rPr>
-          <w:rFonts w:ascii="Arial" w:hAnsi="Arial"/>
+          <w:rFonts w:ascii="Aptos" w:hAnsi="Aptos"/>
           <w:sz w:val="17"/>
         </w:rPr>
         <w:t>• Level 1 First Aid Certified</w:t>
@@ -982,170 +1008,2878 @@
     </w:p>
     <w:p>
       <w:pPr>
-        <w:spacing w:after="16"/>
+        <w:spacing w:after="15"/>
         <w:ind w:left="187" w:hanging="187"/>
       </w:pPr>
       <w:r>
         <w:rPr>
-          <w:rFonts w:ascii="Arial" w:hAnsi="Arial"/>
+          <w:rFonts w:ascii="Aptos" w:hAnsi="Aptos"/>
           <w:sz w:val="17"/>
         </w:rPr>
         <w:t>• Fall Protection Certified</w:t>
       </w:r>
     </w:p>
     <w:p>
-      <w:pPr>
-        <w:spacing w:before="80" w:after="20"/>
-        <w:pBdr>
-          <w:bottom w:val="single" w:sz="6" w:space="1" w:color="D9D9D9"/>
-        </w:pBdr>
-      </w:pPr>
       <w:r>
         <w:rPr>
-          <w:rFonts w:ascii="Arial" w:hAnsi="Arial"/>
-          <w:b/>
-          <w:color w:val="222222"/>
-          <w:sz w:val="21"/>
+          <w:rFonts w:ascii="Aptos" w:hAnsi="Aptos"/>
         </w:rPr>
-        <w:t>PROJECT LINKS</w:t>
+        <w:br w:type="page"/>
       </w:r>
     </w:p>
     <w:p>
       <w:pPr>
-        <w:spacing w:after="0" w:line="240" w:lineRule="auto"/>
+        <w:spacing w:after="40"/>
+        <w:jc w:val="center"/>
       </w:pPr>
-      <w:hyperlink r:id="rId9">
-        <w:r>
-          <w:rPr>
-            <w:color w:val="0563C1"/>
-            <w:u w:val="single"/>
-          </w:rPr>
-          <w:t>GitHub</w:t>
-        </w:r>
-      </w:hyperlink>
       <w:r>
         <w:rPr>
-          <w:rFonts w:ascii="Arial" w:hAnsi="Arial"/>
-          <w:color w:val="555555"/>
-          <w:sz w:val="16"/>
+          <w:rFonts w:ascii="Aptos" w:hAnsi="Aptos"/>
+          <w:b/>
+          <w:color w:val="111827"/>
+          <w:sz w:val="30"/>
         </w:rPr>
-        <w:t xml:space="preserve"> | </w:t>
+        <w:t>Reference Links &amp; Project Proof</w:t>
       </w:r>
-      <w:hyperlink r:id="rId10">
-        <w:r>
-          <w:rPr>
-            <w:color w:val="0563C1"/>
-            <w:u w:val="single"/>
-          </w:rPr>
-          <w:t>Portfolio</w:t>
-        </w:r>
-      </w:hyperlink>
+    </w:p>
+    <w:p>
+      <w:pPr>
+        <w:spacing w:after="120"/>
+        <w:jc w:val="center"/>
+      </w:pPr>
       <w:r>
         <w:rPr>
-          <w:rFonts w:ascii="Arial" w:hAnsi="Arial"/>
-          <w:color w:val="555555"/>
-          <w:sz w:val="16"/>
+          <w:rFonts w:ascii="Aptos" w:hAnsi="Aptos"/>
+          <w:b w:val="0"/>
+          <w:color w:val="4B5563"/>
+          <w:sz w:val="15"/>
         </w:rPr>
-        <w:t xml:space="preserve"> | </w:t>
+        <w:t>Live references for software, technical documentation, audio DSP, language tooling, and product/web design capability.</w:t>
       </w:r>
-      <w:hyperlink r:id="rId11">
-        <w:r>
-          <w:rPr>
-            <w:color w:val="0563C1"/>
-            <w:u w:val="single"/>
-          </w:rPr>
-          <w:t>TizWildin HUB</w:t>
-        </w:r>
-      </w:hyperlink>
+    </w:p>
+    <w:p>
+      <w:pPr>
+        <w:spacing w:before="0" w:after="40"/>
+      </w:pPr>
       <w:r>
         <w:rPr>
-          <w:rFonts w:ascii="Arial" w:hAnsi="Arial"/>
-          <w:color w:val="555555"/>
-          <w:sz w:val="16"/>
+          <w:rFonts w:ascii="Aptos" w:hAnsi="Aptos"/>
+          <w:b/>
+          <w:color w:val="111827"/>
+          <w:sz w:val="20"/>
         </w:rPr>
-        <w:t xml:space="preserve"> | </w:t>
+        <w:t>Primary References</w:t>
       </w:r>
-      <w:hyperlink r:id="rId12">
-        <w:r>
-          <w:rPr>
-            <w:color w:val="0563C1"/>
-            <w:u w:val="single"/>
-          </w:rPr>
-          <w:t>FreeEQ8</w:t>
-        </w:r>
-      </w:hyperlink>
+    </w:p>
+    <w:tbl>
+      <w:tblPr>
+        <w:tblW w:type="auto" w:w="0"/>
+        <w:jc w:val="center"/>
+        <w:tblLayout w:type="fixed"/>
+        <w:tblLook w:firstColumn="1" w:firstRow="1" w:lastColumn="0" w:lastRow="0" w:noHBand="0" w:noVBand="1" w:val="04A0"/>
+        <w:tblBorders>
+          <w:top w:val="single" w:sz="4" w:space="0" w:color="d9dee7"/>
+          <w:left w:val="single" w:sz="4" w:space="0" w:color="d9dee7"/>
+          <w:bottom w:val="single" w:sz="4" w:space="0" w:color="d9dee7"/>
+          <w:right w:val="single" w:sz="4" w:space="0" w:color="d9dee7"/>
+          <w:insideH w:val="single" w:sz="4" w:space="0" w:color="d9dee7"/>
+          <w:insideV w:val="single" w:sz="4" w:space="0" w:color="d9dee7"/>
+        </w:tblBorders>
+      </w:tblPr>
+      <w:tblGrid>
+        <w:gridCol w:w="2232"/>
+        <w:gridCol w:w="3888"/>
+        <w:gridCol w:w="4320"/>
+      </w:tblGrid>
+      <w:tr>
+        <w:tc>
+          <w:tcPr>
+            <w:tcW w:type="dxa" w:w="3639"/>
+            <w:shd w:fill="EEF2F7"/>
+            <w:tcMar>
+              <w:top w:w="55" w:type="dxa"/>
+              <w:start w:w="65" w:type="dxa"/>
+              <w:bottom w:w="55" w:type="dxa"/>
+              <w:end w:w="65" w:type="dxa"/>
+            </w:tcMar>
+            <w:vAlign w:val="center"/>
+          </w:tcPr>
+          <w:p>
+            <w:pPr>
+              <w:spacing w:after="0"/>
+            </w:pPr>
+            <w:r>
+              <w:rPr>
+                <w:rFonts w:ascii="Aptos" w:hAnsi="Aptos"/>
+                <w:b/>
+                <w:color w:val="111827"/>
+                <w:sz w:val="14"/>
+              </w:rPr>
+              <w:t>Reference</w:t>
+            </w:r>
+          </w:p>
+        </w:tc>
+        <w:tc>
+          <w:tcPr>
+            <w:tcW w:type="dxa" w:w="3639"/>
+            <w:shd w:fill="EEF2F7"/>
+            <w:tcMar>
+              <w:top w:w="55" w:type="dxa"/>
+              <w:start w:w="65" w:type="dxa"/>
+              <w:bottom w:w="55" w:type="dxa"/>
+              <w:end w:w="65" w:type="dxa"/>
+            </w:tcMar>
+            <w:vAlign w:val="center"/>
+          </w:tcPr>
+          <w:p>
+            <w:pPr>
+              <w:spacing w:after="0"/>
+            </w:pPr>
+            <w:r>
+              <w:rPr>
+                <w:rFonts w:ascii="Aptos" w:hAnsi="Aptos"/>
+                <w:b/>
+                <w:color w:val="111827"/>
+                <w:sz w:val="14"/>
+              </w:rPr>
+              <w:t>Link</w:t>
+            </w:r>
+          </w:p>
+        </w:tc>
+        <w:tc>
+          <w:tcPr>
+            <w:tcW w:type="dxa" w:w="3639"/>
+            <w:shd w:fill="EEF2F7"/>
+            <w:tcMar>
+              <w:top w:w="55" w:type="dxa"/>
+              <w:start w:w="65" w:type="dxa"/>
+              <w:bottom w:w="55" w:type="dxa"/>
+              <w:end w:w="65" w:type="dxa"/>
+            </w:tcMar>
+            <w:vAlign w:val="center"/>
+          </w:tcPr>
+          <w:p>
+            <w:pPr>
+              <w:spacing w:after="0"/>
+            </w:pPr>
+            <w:r>
+              <w:rPr>
+                <w:rFonts w:ascii="Aptos" w:hAnsi="Aptos"/>
+                <w:b/>
+                <w:color w:val="111827"/>
+                <w:sz w:val="14"/>
+              </w:rPr>
+              <w:t>What it proves</w:t>
+            </w:r>
+          </w:p>
+        </w:tc>
+      </w:tr>
+      <w:tr>
+        <w:tc>
+          <w:tcPr>
+            <w:tcW w:type="dxa" w:w="2232"/>
+            <w:tcMar>
+              <w:top w:w="45" w:type="dxa"/>
+              <w:start w:w="65" w:type="dxa"/>
+              <w:bottom w:w="45" w:type="dxa"/>
+              <w:end w:w="65" w:type="dxa"/>
+            </w:tcMar>
+            <w:vAlign w:val="top"/>
+          </w:tcPr>
+          <w:p>
+            <w:pPr>
+              <w:spacing w:after="0"/>
+            </w:pPr>
+            <w:r>
+              <w:rPr>
+                <w:rFonts w:ascii="Aptos" w:hAnsi="Aptos"/>
+                <w:b/>
+                <w:color w:val="111827"/>
+                <w:sz w:val="15"/>
+              </w:rPr>
+              <w:t>GitHub Profile</w:t>
+            </w:r>
+          </w:p>
+        </w:tc>
+        <w:tc>
+          <w:tcPr>
+            <w:tcW w:type="dxa" w:w="3888"/>
+            <w:tcMar>
+              <w:top w:w="45" w:type="dxa"/>
+              <w:start w:w="65" w:type="dxa"/>
+              <w:bottom w:w="45" w:type="dxa"/>
+              <w:end w:w="65" w:type="dxa"/>
+            </w:tcMar>
+            <w:vAlign w:val="top"/>
+          </w:tcPr>
+          <w:p>
+            <w:pPr>
+              <w:spacing w:after="0"/>
+            </w:pPr>
+            <w:hyperlink r:id="rId9">
+              <w:r>
+                <w:rPr>
+                  <w:u w:val="single"/>
+                  <w:color w:val="1155CC"/>
+                  <w:sz w:val="15"/>
+                  <w:szCs w:val="15"/>
+                </w:rPr>
+                <w:t>GitHub Profile</w:t>
+              </w:r>
+            </w:hyperlink>
+          </w:p>
+          <w:p>
+            <w:pPr>
+              <w:spacing w:after="0" w:before="0"/>
+            </w:pPr>
+            <w:r>
+              <w:rPr>
+                <w:rFonts w:ascii="Aptos" w:hAnsi="Aptos"/>
+                <w:b w:val="0"/>
+                <w:color w:val="6B7280"/>
+                <w:sz w:val="11"/>
+              </w:rPr>
+              <w:t>github.com/GareBear99</w:t>
+            </w:r>
+          </w:p>
+        </w:tc>
+        <w:tc>
+          <w:tcPr>
+            <w:tcW w:type="dxa" w:w="4320"/>
+            <w:tcMar>
+              <w:top w:w="45" w:type="dxa"/>
+              <w:start w:w="65" w:type="dxa"/>
+              <w:bottom w:w="45" w:type="dxa"/>
+              <w:end w:w="65" w:type="dxa"/>
+            </w:tcMar>
+            <w:vAlign w:val="top"/>
+          </w:tcPr>
+          <w:p>
+            <w:pPr>
+              <w:spacing w:after="0"/>
+            </w:pPr>
+            <w:r>
+              <w:rPr>
+                <w:rFonts w:ascii="Aptos" w:hAnsi="Aptos"/>
+                <w:b w:val="0"/>
+                <w:color w:val="374151"/>
+                <w:sz w:val="14"/>
+              </w:rPr>
+              <w:t>Public repositories and project history.</w:t>
+            </w:r>
+          </w:p>
+        </w:tc>
+      </w:tr>
+      <w:tr>
+        <w:tc>
+          <w:tcPr>
+            <w:tcW w:type="dxa" w:w="2232"/>
+            <w:tcMar>
+              <w:top w:w="45" w:type="dxa"/>
+              <w:start w:w="65" w:type="dxa"/>
+              <w:bottom w:w="45" w:type="dxa"/>
+              <w:end w:w="65" w:type="dxa"/>
+            </w:tcMar>
+            <w:vAlign w:val="top"/>
+          </w:tcPr>
+          <w:p>
+            <w:pPr>
+              <w:spacing w:after="0"/>
+            </w:pPr>
+            <w:r>
+              <w:rPr>
+                <w:rFonts w:ascii="Aptos" w:hAnsi="Aptos"/>
+                <w:b/>
+                <w:color w:val="111827"/>
+                <w:sz w:val="15"/>
+              </w:rPr>
+              <w:t>Portfolio Repo</w:t>
+            </w:r>
+          </w:p>
+        </w:tc>
+        <w:tc>
+          <w:tcPr>
+            <w:tcW w:type="dxa" w:w="3888"/>
+            <w:tcMar>
+              <w:top w:w="45" w:type="dxa"/>
+              <w:start w:w="65" w:type="dxa"/>
+              <w:bottom w:w="45" w:type="dxa"/>
+              <w:end w:w="65" w:type="dxa"/>
+            </w:tcMar>
+            <w:vAlign w:val="top"/>
+          </w:tcPr>
+          <w:p>
+            <w:pPr>
+              <w:spacing w:after="0"/>
+            </w:pPr>
+            <w:hyperlink r:id="rId18">
+              <w:r>
+                <w:rPr>
+                  <w:u w:val="single"/>
+                  <w:color w:val="1155CC"/>
+                  <w:sz w:val="15"/>
+                  <w:szCs w:val="15"/>
+                </w:rPr>
+                <w:t>Portfolio Repo</w:t>
+              </w:r>
+            </w:hyperlink>
+          </w:p>
+          <w:p>
+            <w:pPr>
+              <w:spacing w:after="0" w:before="0"/>
+            </w:pPr>
+            <w:r>
+              <w:rPr>
+                <w:rFonts w:ascii="Aptos" w:hAnsi="Aptos"/>
+                <w:b w:val="0"/>
+                <w:color w:val="6B7280"/>
+                <w:sz w:val="11"/>
+              </w:rPr>
+              <w:t>github.com/GareBear99/Portfolio</w:t>
+            </w:r>
+          </w:p>
+        </w:tc>
+        <w:tc>
+          <w:tcPr>
+            <w:tcW w:type="dxa" w:w="4320"/>
+            <w:tcMar>
+              <w:top w:w="45" w:type="dxa"/>
+              <w:start w:w="65" w:type="dxa"/>
+              <w:bottom w:w="45" w:type="dxa"/>
+              <w:end w:w="65" w:type="dxa"/>
+            </w:tcMar>
+            <w:vAlign w:val="top"/>
+          </w:tcPr>
+          <w:p>
+            <w:pPr>
+              <w:spacing w:after="0"/>
+            </w:pPr>
+            <w:r>
+              <w:rPr>
+                <w:rFonts w:ascii="Aptos" w:hAnsi="Aptos"/>
+                <w:b w:val="0"/>
+                <w:color w:val="374151"/>
+                <w:sz w:val="14"/>
+              </w:rPr>
+              <w:t>Resume, project pages, proof docs, and issue workflow.</w:t>
+            </w:r>
+          </w:p>
+        </w:tc>
+      </w:tr>
+      <w:tr>
+        <w:tc>
+          <w:tcPr>
+            <w:tcW w:type="dxa" w:w="2232"/>
+            <w:tcMar>
+              <w:top w:w="45" w:type="dxa"/>
+              <w:start w:w="65" w:type="dxa"/>
+              <w:bottom w:w="45" w:type="dxa"/>
+              <w:end w:w="65" w:type="dxa"/>
+            </w:tcMar>
+            <w:vAlign w:val="top"/>
+          </w:tcPr>
+          <w:p>
+            <w:pPr>
+              <w:spacing w:after="0"/>
+            </w:pPr>
+            <w:r>
+              <w:rPr>
+                <w:rFonts w:ascii="Aptos" w:hAnsi="Aptos"/>
+                <w:b/>
+                <w:color w:val="111827"/>
+                <w:sz w:val="15"/>
+              </w:rPr>
+              <w:t>Portfolio Site</w:t>
+            </w:r>
+          </w:p>
+        </w:tc>
+        <w:tc>
+          <w:tcPr>
+            <w:tcW w:type="dxa" w:w="3888"/>
+            <w:tcMar>
+              <w:top w:w="45" w:type="dxa"/>
+              <w:start w:w="65" w:type="dxa"/>
+              <w:bottom w:w="45" w:type="dxa"/>
+              <w:end w:w="65" w:type="dxa"/>
+            </w:tcMar>
+            <w:vAlign w:val="top"/>
+          </w:tcPr>
+          <w:p>
+            <w:pPr>
+              <w:spacing w:after="0"/>
+            </w:pPr>
+            <w:hyperlink r:id="rId10">
+              <w:r>
+                <w:rPr>
+                  <w:u w:val="single"/>
+                  <w:color w:val="1155CC"/>
+                  <w:sz w:val="15"/>
+                  <w:szCs w:val="15"/>
+                </w:rPr>
+                <w:t>Portfolio Site</w:t>
+              </w:r>
+            </w:hyperlink>
+          </w:p>
+          <w:p>
+            <w:pPr>
+              <w:spacing w:after="0" w:before="0"/>
+            </w:pPr>
+            <w:r>
+              <w:rPr>
+                <w:rFonts w:ascii="Aptos" w:hAnsi="Aptos"/>
+                <w:b w:val="0"/>
+                <w:color w:val="6B7280"/>
+                <w:sz w:val="11"/>
+              </w:rPr>
+              <w:t>garebear99.github.io/Portfolio/</w:t>
+            </w:r>
+          </w:p>
+        </w:tc>
+        <w:tc>
+          <w:tcPr>
+            <w:tcW w:type="dxa" w:w="4320"/>
+            <w:tcMar>
+              <w:top w:w="45" w:type="dxa"/>
+              <w:start w:w="65" w:type="dxa"/>
+              <w:bottom w:w="45" w:type="dxa"/>
+              <w:end w:w="65" w:type="dxa"/>
+            </w:tcMar>
+            <w:vAlign w:val="top"/>
+          </w:tcPr>
+          <w:p>
+            <w:pPr>
+              <w:spacing w:after="0"/>
+            </w:pPr>
+            <w:r>
+              <w:rPr>
+                <w:rFonts w:ascii="Aptos" w:hAnsi="Aptos"/>
+                <w:b w:val="0"/>
+                <w:color w:val="374151"/>
+                <w:sz w:val="14"/>
+              </w:rPr>
+              <w:t>Public proof-of-work and project routing.</w:t>
+            </w:r>
+          </w:p>
+        </w:tc>
+      </w:tr>
+      <w:tr>
+        <w:tc>
+          <w:tcPr>
+            <w:tcW w:type="dxa" w:w="2232"/>
+            <w:tcMar>
+              <w:top w:w="45" w:type="dxa"/>
+              <w:start w:w="65" w:type="dxa"/>
+              <w:bottom w:w="45" w:type="dxa"/>
+              <w:end w:w="65" w:type="dxa"/>
+            </w:tcMar>
+            <w:vAlign w:val="top"/>
+          </w:tcPr>
+          <w:p>
+            <w:pPr>
+              <w:spacing w:after="0"/>
+            </w:pPr>
+            <w:r>
+              <w:rPr>
+                <w:rFonts w:ascii="Aptos" w:hAnsi="Aptos"/>
+                <w:b/>
+                <w:color w:val="111827"/>
+                <w:sz w:val="15"/>
+              </w:rPr>
+              <w:t>TizWildin HUB</w:t>
+            </w:r>
+          </w:p>
+        </w:tc>
+        <w:tc>
+          <w:tcPr>
+            <w:tcW w:type="dxa" w:w="3888"/>
+            <w:tcMar>
+              <w:top w:w="45" w:type="dxa"/>
+              <w:start w:w="65" w:type="dxa"/>
+              <w:bottom w:w="45" w:type="dxa"/>
+              <w:end w:w="65" w:type="dxa"/>
+            </w:tcMar>
+            <w:vAlign w:val="top"/>
+          </w:tcPr>
+          <w:p>
+            <w:pPr>
+              <w:spacing w:after="0"/>
+            </w:pPr>
+            <w:hyperlink r:id="rId11">
+              <w:r>
+                <w:rPr>
+                  <w:u w:val="single"/>
+                  <w:color w:val="1155CC"/>
+                  <w:sz w:val="15"/>
+                  <w:szCs w:val="15"/>
+                </w:rPr>
+                <w:t>TizWildin HUB</w:t>
+              </w:r>
+            </w:hyperlink>
+          </w:p>
+          <w:p>
+            <w:pPr>
+              <w:spacing w:after="0" w:before="0"/>
+            </w:pPr>
+            <w:r>
+              <w:rPr>
+                <w:rFonts w:ascii="Aptos" w:hAnsi="Aptos"/>
+                <w:b w:val="0"/>
+                <w:color w:val="6B7280"/>
+                <w:sz w:val="11"/>
+              </w:rPr>
+              <w:t>garebear99.github.io/TizWildinEntertainmentHUB/</w:t>
+            </w:r>
+          </w:p>
+        </w:tc>
+        <w:tc>
+          <w:tcPr>
+            <w:tcW w:type="dxa" w:w="4320"/>
+            <w:tcMar>
+              <w:top w:w="45" w:type="dxa"/>
+              <w:start w:w="65" w:type="dxa"/>
+              <w:bottom w:w="45" w:type="dxa"/>
+              <w:end w:w="65" w:type="dxa"/>
+            </w:tcMar>
+            <w:vAlign w:val="top"/>
+          </w:tcPr>
+          <w:p>
+            <w:pPr>
+              <w:spacing w:after="0"/>
+            </w:pPr>
+            <w:r>
+              <w:rPr>
+                <w:rFonts w:ascii="Aptos" w:hAnsi="Aptos"/>
+                <w:b w:val="0"/>
+                <w:color w:val="374151"/>
+                <w:sz w:val="14"/>
+              </w:rPr>
+              <w:t>Distribution/source-of-truth spine for audio, releases, assets, and indexes.</w:t>
+            </w:r>
+          </w:p>
+        </w:tc>
+      </w:tr>
+      <w:tr>
+        <w:tc>
+          <w:tcPr>
+            <w:tcW w:type="dxa" w:w="2232"/>
+            <w:tcMar>
+              <w:top w:w="45" w:type="dxa"/>
+              <w:start w:w="65" w:type="dxa"/>
+              <w:bottom w:w="45" w:type="dxa"/>
+              <w:end w:w="65" w:type="dxa"/>
+            </w:tcMar>
+            <w:vAlign w:val="top"/>
+          </w:tcPr>
+          <w:p>
+            <w:pPr>
+              <w:spacing w:after="0"/>
+            </w:pPr>
+            <w:r>
+              <w:rPr>
+                <w:rFonts w:ascii="Aptos" w:hAnsi="Aptos"/>
+                <w:b/>
+                <w:color w:val="111827"/>
+                <w:sz w:val="15"/>
+              </w:rPr>
+              <w:t>HUB Source Repo</w:t>
+            </w:r>
+          </w:p>
+        </w:tc>
+        <w:tc>
+          <w:tcPr>
+            <w:tcW w:type="dxa" w:w="3888"/>
+            <w:tcMar>
+              <w:top w:w="45" w:type="dxa"/>
+              <w:start w:w="65" w:type="dxa"/>
+              <w:bottom w:w="45" w:type="dxa"/>
+              <w:end w:w="65" w:type="dxa"/>
+            </w:tcMar>
+            <w:vAlign w:val="top"/>
+          </w:tcPr>
+          <w:p>
+            <w:pPr>
+              <w:spacing w:after="0"/>
+            </w:pPr>
+            <w:hyperlink r:id="rId19">
+              <w:r>
+                <w:rPr>
+                  <w:u w:val="single"/>
+                  <w:color w:val="1155CC"/>
+                  <w:sz w:val="15"/>
+                  <w:szCs w:val="15"/>
+                </w:rPr>
+                <w:t>HUB Source Repo</w:t>
+              </w:r>
+            </w:hyperlink>
+          </w:p>
+          <w:p>
+            <w:pPr>
+              <w:spacing w:after="0" w:before="0"/>
+            </w:pPr>
+            <w:r>
+              <w:rPr>
+                <w:rFonts w:ascii="Aptos" w:hAnsi="Aptos"/>
+                <w:b w:val="0"/>
+                <w:color w:val="6B7280"/>
+                <w:sz w:val="11"/>
+              </w:rPr>
+              <w:t>github.com/GareBear99/TizWildinEntertainmentHUB</w:t>
+            </w:r>
+          </w:p>
+        </w:tc>
+        <w:tc>
+          <w:tcPr>
+            <w:tcW w:type="dxa" w:w="4320"/>
+            <w:tcMar>
+              <w:top w:w="45" w:type="dxa"/>
+              <w:start w:w="65" w:type="dxa"/>
+              <w:bottom w:w="45" w:type="dxa"/>
+              <w:end w:w="65" w:type="dxa"/>
+            </w:tcMar>
+            <w:vAlign w:val="top"/>
+          </w:tcPr>
+          <w:p>
+            <w:pPr>
+              <w:spacing w:after="0"/>
+            </w:pPr>
+            <w:r>
+              <w:rPr>
+                <w:rFonts w:ascii="Aptos" w:hAnsi="Aptos"/>
+                <w:b w:val="0"/>
+                <w:color w:val="374151"/>
+                <w:sz w:val="14"/>
+              </w:rPr>
+              <w:t>HUB source, routes, product inventory, and docs.</w:t>
+            </w:r>
+          </w:p>
+        </w:tc>
+      </w:tr>
+      <w:tr>
+        <w:tc>
+          <w:tcPr>
+            <w:tcW w:type="dxa" w:w="2232"/>
+            <w:tcMar>
+              <w:top w:w="45" w:type="dxa"/>
+              <w:start w:w="65" w:type="dxa"/>
+              <w:bottom w:w="45" w:type="dxa"/>
+              <w:end w:w="65" w:type="dxa"/>
+            </w:tcMar>
+            <w:vAlign w:val="top"/>
+          </w:tcPr>
+          <w:p>
+            <w:pPr>
+              <w:spacing w:after="0"/>
+            </w:pPr>
+            <w:r>
+              <w:rPr>
+                <w:rFonts w:ascii="Aptos" w:hAnsi="Aptos"/>
+                <w:b/>
+                <w:color w:val="111827"/>
+                <w:sz w:val="15"/>
+              </w:rPr>
+              <w:t>LinkedIn</w:t>
+            </w:r>
+          </w:p>
+        </w:tc>
+        <w:tc>
+          <w:tcPr>
+            <w:tcW w:type="dxa" w:w="3888"/>
+            <w:tcMar>
+              <w:top w:w="45" w:type="dxa"/>
+              <w:start w:w="65" w:type="dxa"/>
+              <w:bottom w:w="45" w:type="dxa"/>
+              <w:end w:w="65" w:type="dxa"/>
+            </w:tcMar>
+            <w:vAlign w:val="top"/>
+          </w:tcPr>
+          <w:p>
+            <w:pPr>
+              <w:spacing w:after="0"/>
+            </w:pPr>
+            <w:hyperlink r:id="rId20">
+              <w:r>
+                <w:rPr>
+                  <w:u w:val="single"/>
+                  <w:color w:val="1155CC"/>
+                  <w:sz w:val="15"/>
+                  <w:szCs w:val="15"/>
+                </w:rPr>
+                <w:t>LinkedIn</w:t>
+              </w:r>
+            </w:hyperlink>
+          </w:p>
+          <w:p>
+            <w:pPr>
+              <w:spacing w:after="0" w:before="0"/>
+            </w:pPr>
+            <w:r>
+              <w:rPr>
+                <w:rFonts w:ascii="Aptos" w:hAnsi="Aptos"/>
+                <w:b w:val="0"/>
+                <w:color w:val="6B7280"/>
+                <w:sz w:val="11"/>
+              </w:rPr>
+              <w:t>www.linkedin.com/in/gary-doman-a0980a3b4/</w:t>
+            </w:r>
+          </w:p>
+        </w:tc>
+        <w:tc>
+          <w:tcPr>
+            <w:tcW w:type="dxa" w:w="4320"/>
+            <w:tcMar>
+              <w:top w:w="45" w:type="dxa"/>
+              <w:start w:w="65" w:type="dxa"/>
+              <w:bottom w:w="45" w:type="dxa"/>
+              <w:end w:w="65" w:type="dxa"/>
+            </w:tcMar>
+            <w:vAlign w:val="top"/>
+          </w:tcPr>
+          <w:p>
+            <w:pPr>
+              <w:spacing w:after="0"/>
+            </w:pPr>
+            <w:r>
+              <w:rPr>
+                <w:rFonts w:ascii="Aptos" w:hAnsi="Aptos"/>
+                <w:b w:val="0"/>
+                <w:color w:val="374151"/>
+                <w:sz w:val="14"/>
+              </w:rPr>
+              <w:t>Professional profile and work/contact reference.</w:t>
+            </w:r>
+          </w:p>
+        </w:tc>
+      </w:tr>
+      <w:tr>
+        <w:tc>
+          <w:tcPr>
+            <w:tcW w:type="dxa" w:w="2232"/>
+            <w:tcMar>
+              <w:top w:w="45" w:type="dxa"/>
+              <w:start w:w="65" w:type="dxa"/>
+              <w:bottom w:w="45" w:type="dxa"/>
+              <w:end w:w="65" w:type="dxa"/>
+            </w:tcMar>
+            <w:vAlign w:val="top"/>
+          </w:tcPr>
+          <w:p>
+            <w:pPr>
+              <w:spacing w:after="0"/>
+            </w:pPr>
+            <w:r>
+              <w:rPr>
+                <w:rFonts w:ascii="Aptos" w:hAnsi="Aptos"/>
+                <w:b/>
+                <w:color w:val="111827"/>
+                <w:sz w:val="15"/>
+              </w:rPr>
+              <w:t>DEV.to</w:t>
+            </w:r>
+          </w:p>
+        </w:tc>
+        <w:tc>
+          <w:tcPr>
+            <w:tcW w:type="dxa" w:w="3888"/>
+            <w:tcMar>
+              <w:top w:w="45" w:type="dxa"/>
+              <w:start w:w="65" w:type="dxa"/>
+              <w:bottom w:w="45" w:type="dxa"/>
+              <w:end w:w="65" w:type="dxa"/>
+            </w:tcMar>
+            <w:vAlign w:val="top"/>
+          </w:tcPr>
+          <w:p>
+            <w:pPr>
+              <w:spacing w:after="0"/>
+            </w:pPr>
+            <w:hyperlink r:id="rId21">
+              <w:r>
+                <w:rPr>
+                  <w:u w:val="single"/>
+                  <w:color w:val="1155CC"/>
+                  <w:sz w:val="15"/>
+                  <w:szCs w:val="15"/>
+                </w:rPr>
+                <w:t>DEV.to</w:t>
+              </w:r>
+            </w:hyperlink>
+          </w:p>
+          <w:p>
+            <w:pPr>
+              <w:spacing w:after="0" w:before="0"/>
+            </w:pPr>
+            <w:r>
+              <w:rPr>
+                <w:rFonts w:ascii="Aptos" w:hAnsi="Aptos"/>
+                <w:b w:val="0"/>
+                <w:color w:val="6B7280"/>
+                <w:sz w:val="11"/>
+              </w:rPr>
+              <w:t>dev.to/garebear99</w:t>
+            </w:r>
+          </w:p>
+        </w:tc>
+        <w:tc>
+          <w:tcPr>
+            <w:tcW w:type="dxa" w:w="4320"/>
+            <w:tcMar>
+              <w:top w:w="45" w:type="dxa"/>
+              <w:start w:w="65" w:type="dxa"/>
+              <w:bottom w:w="45" w:type="dxa"/>
+              <w:end w:w="65" w:type="dxa"/>
+            </w:tcMar>
+            <w:vAlign w:val="top"/>
+          </w:tcPr>
+          <w:p>
+            <w:pPr>
+              <w:spacing w:after="0"/>
+            </w:pPr>
+            <w:r>
+              <w:rPr>
+                <w:rFonts w:ascii="Aptos" w:hAnsi="Aptos"/>
+                <w:b w:val="0"/>
+                <w:color w:val="374151"/>
+                <w:sz w:val="14"/>
+              </w:rPr>
+              <w:t>Technical writing, architecture notes, and project posts.</w:t>
+            </w:r>
+          </w:p>
+        </w:tc>
+      </w:tr>
+      <w:tr>
+        <w:tc>
+          <w:tcPr>
+            <w:tcW w:type="dxa" w:w="2232"/>
+            <w:tcMar>
+              <w:top w:w="45" w:type="dxa"/>
+              <w:start w:w="65" w:type="dxa"/>
+              <w:bottom w:w="45" w:type="dxa"/>
+              <w:end w:w="65" w:type="dxa"/>
+            </w:tcMar>
+            <w:vAlign w:val="top"/>
+          </w:tcPr>
+          <w:p>
+            <w:pPr>
+              <w:spacing w:after="0"/>
+            </w:pPr>
+            <w:r>
+              <w:rPr>
+                <w:rFonts w:ascii="Aptos" w:hAnsi="Aptos"/>
+                <w:b/>
+                <w:color w:val="111827"/>
+                <w:sz w:val="15"/>
+              </w:rPr>
+              <w:t>Itch.io Store</w:t>
+            </w:r>
+          </w:p>
+        </w:tc>
+        <w:tc>
+          <w:tcPr>
+            <w:tcW w:type="dxa" w:w="3888"/>
+            <w:tcMar>
+              <w:top w:w="45" w:type="dxa"/>
+              <w:start w:w="65" w:type="dxa"/>
+              <w:bottom w:w="45" w:type="dxa"/>
+              <w:end w:w="65" w:type="dxa"/>
+            </w:tcMar>
+            <w:vAlign w:val="top"/>
+          </w:tcPr>
+          <w:p>
+            <w:pPr>
+              <w:spacing w:after="0"/>
+            </w:pPr>
+            <w:hyperlink r:id="rId22">
+              <w:r>
+                <w:rPr>
+                  <w:u w:val="single"/>
+                  <w:color w:val="1155CC"/>
+                  <w:sz w:val="15"/>
+                  <w:szCs w:val="15"/>
+                </w:rPr>
+                <w:t>Itch.io Store</w:t>
+              </w:r>
+            </w:hyperlink>
+          </w:p>
+          <w:p>
+            <w:pPr>
+              <w:spacing w:after="0" w:before="0"/>
+            </w:pPr>
+            <w:r>
+              <w:rPr>
+                <w:rFonts w:ascii="Aptos" w:hAnsi="Aptos"/>
+                <w:b w:val="0"/>
+                <w:color w:val="6B7280"/>
+                <w:sz w:val="11"/>
+              </w:rPr>
+              <w:t>garebearproductionz.itch.io/</w:t>
+            </w:r>
+          </w:p>
+        </w:tc>
+        <w:tc>
+          <w:tcPr>
+            <w:tcW w:type="dxa" w:w="4320"/>
+            <w:tcMar>
+              <w:top w:w="45" w:type="dxa"/>
+              <w:start w:w="65" w:type="dxa"/>
+              <w:bottom w:w="45" w:type="dxa"/>
+              <w:end w:w="65" w:type="dxa"/>
+            </w:tcMar>
+            <w:vAlign w:val="top"/>
+          </w:tcPr>
+          <w:p>
+            <w:pPr>
+              <w:spacing w:after="0"/>
+            </w:pPr>
+            <w:r>
+              <w:rPr>
+                <w:rFonts w:ascii="Aptos" w:hAnsi="Aptos"/>
+                <w:b w:val="0"/>
+                <w:color w:val="374151"/>
+                <w:sz w:val="14"/>
+              </w:rPr>
+              <w:t>Game assets, creator tools, and public product routes.</w:t>
+            </w:r>
+          </w:p>
+        </w:tc>
+      </w:tr>
+      <w:tr>
+        <w:tc>
+          <w:tcPr>
+            <w:tcW w:type="dxa" w:w="2232"/>
+            <w:tcMar>
+              <w:top w:w="45" w:type="dxa"/>
+              <w:start w:w="65" w:type="dxa"/>
+              <w:bottom w:w="45" w:type="dxa"/>
+              <w:end w:w="65" w:type="dxa"/>
+            </w:tcMar>
+            <w:vAlign w:val="top"/>
+          </w:tcPr>
+          <w:p>
+            <w:pPr>
+              <w:spacing w:after="0"/>
+            </w:pPr>
+            <w:r>
+              <w:rPr>
+                <w:rFonts w:ascii="Aptos" w:hAnsi="Aptos"/>
+                <w:b/>
+                <w:color w:val="111827"/>
+                <w:sz w:val="15"/>
+              </w:rPr>
+              <w:t>SoundCloud</w:t>
+            </w:r>
+          </w:p>
+        </w:tc>
+        <w:tc>
+          <w:tcPr>
+            <w:tcW w:type="dxa" w:w="3888"/>
+            <w:tcMar>
+              <w:top w:w="45" w:type="dxa"/>
+              <w:start w:w="65" w:type="dxa"/>
+              <w:bottom w:w="45" w:type="dxa"/>
+              <w:end w:w="65" w:type="dxa"/>
+            </w:tcMar>
+            <w:vAlign w:val="top"/>
+          </w:tcPr>
+          <w:p>
+            <w:pPr>
+              <w:spacing w:after="0"/>
+            </w:pPr>
+            <w:hyperlink r:id="rId23">
+              <w:r>
+                <w:rPr>
+                  <w:u w:val="single"/>
+                  <w:color w:val="1155CC"/>
+                  <w:sz w:val="15"/>
+                  <w:szCs w:val="15"/>
+                </w:rPr>
+                <w:t>SoundCloud</w:t>
+              </w:r>
+            </w:hyperlink>
+          </w:p>
+          <w:p>
+            <w:pPr>
+              <w:spacing w:after="0" w:before="0"/>
+            </w:pPr>
+            <w:r>
+              <w:rPr>
+                <w:rFonts w:ascii="Aptos" w:hAnsi="Aptos"/>
+                <w:b w:val="0"/>
+                <w:color w:val="6B7280"/>
+                <w:sz w:val="11"/>
+              </w:rPr>
+              <w:t>soundcloud.com/tizwildin</w:t>
+            </w:r>
+          </w:p>
+        </w:tc>
+        <w:tc>
+          <w:tcPr>
+            <w:tcW w:type="dxa" w:w="4320"/>
+            <w:tcMar>
+              <w:top w:w="45" w:type="dxa"/>
+              <w:start w:w="65" w:type="dxa"/>
+              <w:bottom w:w="45" w:type="dxa"/>
+              <w:end w:w="65" w:type="dxa"/>
+            </w:tcMar>
+            <w:vAlign w:val="top"/>
+          </w:tcPr>
+          <w:p>
+            <w:pPr>
+              <w:spacing w:after="0"/>
+            </w:pPr>
+            <w:r>
+              <w:rPr>
+                <w:rFonts w:ascii="Aptos" w:hAnsi="Aptos"/>
+                <w:b w:val="0"/>
+                <w:color w:val="374151"/>
+                <w:sz w:val="14"/>
+              </w:rPr>
+              <w:t>TizWildin music/release identity and creator output.</w:t>
+            </w:r>
+          </w:p>
+        </w:tc>
+      </w:tr>
+      <w:tr>
+        <w:tc>
+          <w:tcPr>
+            <w:tcW w:type="dxa" w:w="2232"/>
+            <w:tcMar>
+              <w:top w:w="45" w:type="dxa"/>
+              <w:start w:w="65" w:type="dxa"/>
+              <w:bottom w:w="45" w:type="dxa"/>
+              <w:end w:w="65" w:type="dxa"/>
+            </w:tcMar>
+            <w:vAlign w:val="top"/>
+          </w:tcPr>
+          <w:p>
+            <w:pPr>
+              <w:spacing w:after="0"/>
+            </w:pPr>
+            <w:r>
+              <w:rPr>
+                <w:rFonts w:ascii="Aptos" w:hAnsi="Aptos"/>
+                <w:b/>
+                <w:color w:val="111827"/>
+                <w:sz w:val="15"/>
+              </w:rPr>
+              <w:t>Hire / Work Requests</w:t>
+            </w:r>
+          </w:p>
+        </w:tc>
+        <w:tc>
+          <w:tcPr>
+            <w:tcW w:type="dxa" w:w="3888"/>
+            <w:tcMar>
+              <w:top w:w="45" w:type="dxa"/>
+              <w:start w:w="65" w:type="dxa"/>
+              <w:bottom w:w="45" w:type="dxa"/>
+              <w:end w:w="65" w:type="dxa"/>
+            </w:tcMar>
+            <w:vAlign w:val="top"/>
+          </w:tcPr>
+          <w:p>
+            <w:pPr>
+              <w:spacing w:after="0"/>
+            </w:pPr>
+            <w:hyperlink r:id="rId24">
+              <w:r>
+                <w:rPr>
+                  <w:u w:val="single"/>
+                  <w:color w:val="1155CC"/>
+                  <w:sz w:val="15"/>
+                  <w:szCs w:val="15"/>
+                </w:rPr>
+                <w:t>Hire / Work Requests</w:t>
+              </w:r>
+            </w:hyperlink>
+          </w:p>
+          <w:p>
+            <w:pPr>
+              <w:spacing w:after="0" w:before="0"/>
+            </w:pPr>
+            <w:r>
+              <w:rPr>
+                <w:rFonts w:ascii="Aptos" w:hAnsi="Aptos"/>
+                <w:b w:val="0"/>
+                <w:color w:val="6B7280"/>
+                <w:sz w:val="11"/>
+              </w:rPr>
+              <w:t>github.com/GareBear99/Portfolio/issues/new/choose</w:t>
+            </w:r>
+          </w:p>
+        </w:tc>
+        <w:tc>
+          <w:tcPr>
+            <w:tcW w:type="dxa" w:w="4320"/>
+            <w:tcMar>
+              <w:top w:w="45" w:type="dxa"/>
+              <w:start w:w="65" w:type="dxa"/>
+              <w:bottom w:w="45" w:type="dxa"/>
+              <w:end w:w="65" w:type="dxa"/>
+            </w:tcMar>
+            <w:vAlign w:val="top"/>
+          </w:tcPr>
+          <w:p>
+            <w:pPr>
+              <w:spacing w:after="0"/>
+            </w:pPr>
+            <w:r>
+              <w:rPr>
+                <w:rFonts w:ascii="Aptos" w:hAnsi="Aptos"/>
+                <w:b w:val="0"/>
+                <w:color w:val="374151"/>
+                <w:sz w:val="14"/>
+              </w:rPr>
+              <w:t>Structured request intake, code review, and sponsor-task flow.</w:t>
+            </w:r>
+          </w:p>
+        </w:tc>
+      </w:tr>
+    </w:tbl>
+    <w:p>
+      <w:pPr>
+        <w:spacing w:before="120" w:after="40"/>
+      </w:pPr>
       <w:r>
         <w:rPr>
-          <w:rFonts w:ascii="Arial" w:hAnsi="Arial"/>
-          <w:color w:val="555555"/>
-          <w:sz w:val="16"/>
+          <w:rFonts w:ascii="Aptos" w:hAnsi="Aptos"/>
+          <w:b/>
+          <w:color w:val="111827"/>
+          <w:sz w:val="20"/>
         </w:rPr>
-        <w:t xml:space="preserve"> | </w:t>
+        <w:t>Selected Project References</w:t>
       </w:r>
-      <w:hyperlink r:id="rId13">
-        <w:r>
-          <w:rPr>
-            <w:color w:val="0563C1"/>
-            <w:u w:val="single"/>
-          </w:rPr>
-          <w:t>ARC-Core</w:t>
-        </w:r>
-      </w:hyperlink>
+    </w:p>
+    <w:tbl>
+      <w:tblPr>
+        <w:tblW w:type="auto" w:w="0"/>
+        <w:jc w:val="center"/>
+        <w:tblLayout w:type="fixed"/>
+        <w:tblLook w:firstColumn="1" w:firstRow="1" w:lastColumn="0" w:lastRow="0" w:noHBand="0" w:noVBand="1" w:val="04A0"/>
+        <w:tblBorders>
+          <w:top w:val="single" w:sz="4" w:space="0" w:color="d9dee7"/>
+          <w:left w:val="single" w:sz="4" w:space="0" w:color="d9dee7"/>
+          <w:bottom w:val="single" w:sz="4" w:space="0" w:color="d9dee7"/>
+          <w:right w:val="single" w:sz="4" w:space="0" w:color="d9dee7"/>
+          <w:insideH w:val="single" w:sz="4" w:space="0" w:color="d9dee7"/>
+          <w:insideV w:val="single" w:sz="4" w:space="0" w:color="d9dee7"/>
+        </w:tblBorders>
+      </w:tblPr>
+      <w:tblGrid>
+        <w:gridCol w:w="1584"/>
+        <w:gridCol w:w="2232"/>
+        <w:gridCol w:w="3384"/>
+        <w:gridCol w:w="3240"/>
+      </w:tblGrid>
+      <w:tr>
+        <w:tc>
+          <w:tcPr>
+            <w:tcW w:type="dxa" w:w="2729"/>
+            <w:shd w:fill="EEF2F7"/>
+            <w:tcMar>
+              <w:top w:w="50" w:type="dxa"/>
+              <w:start w:w="55" w:type="dxa"/>
+              <w:bottom w:w="50" w:type="dxa"/>
+              <w:end w:w="55" w:type="dxa"/>
+            </w:tcMar>
+          </w:tcPr>
+          <w:p>
+            <w:pPr>
+              <w:spacing w:after="0"/>
+            </w:pPr>
+            <w:r>
+              <w:rPr>
+                <w:rFonts w:ascii="Aptos" w:hAnsi="Aptos"/>
+                <w:b/>
+                <w:color w:val="111827"/>
+                <w:sz w:val="14"/>
+              </w:rPr>
+              <w:t>Area</w:t>
+            </w:r>
+          </w:p>
+        </w:tc>
+        <w:tc>
+          <w:tcPr>
+            <w:tcW w:type="dxa" w:w="2729"/>
+            <w:shd w:fill="EEF2F7"/>
+            <w:tcMar>
+              <w:top w:w="50" w:type="dxa"/>
+              <w:start w:w="55" w:type="dxa"/>
+              <w:bottom w:w="50" w:type="dxa"/>
+              <w:end w:w="55" w:type="dxa"/>
+            </w:tcMar>
+          </w:tcPr>
+          <w:p>
+            <w:pPr>
+              <w:spacing w:after="0"/>
+            </w:pPr>
+            <w:r>
+              <w:rPr>
+                <w:rFonts w:ascii="Aptos" w:hAnsi="Aptos"/>
+                <w:b/>
+                <w:color w:val="111827"/>
+                <w:sz w:val="14"/>
+              </w:rPr>
+              <w:t>Project</w:t>
+            </w:r>
+          </w:p>
+        </w:tc>
+        <w:tc>
+          <w:tcPr>
+            <w:tcW w:type="dxa" w:w="2729"/>
+            <w:shd w:fill="EEF2F7"/>
+            <w:tcMar>
+              <w:top w:w="50" w:type="dxa"/>
+              <w:start w:w="55" w:type="dxa"/>
+              <w:bottom w:w="50" w:type="dxa"/>
+              <w:end w:w="55" w:type="dxa"/>
+            </w:tcMar>
+          </w:tcPr>
+          <w:p>
+            <w:pPr>
+              <w:spacing w:after="0"/>
+            </w:pPr>
+            <w:r>
+              <w:rPr>
+                <w:rFonts w:ascii="Aptos" w:hAnsi="Aptos"/>
+                <w:b/>
+                <w:color w:val="111827"/>
+                <w:sz w:val="14"/>
+              </w:rPr>
+              <w:t>Link</w:t>
+            </w:r>
+          </w:p>
+        </w:tc>
+        <w:tc>
+          <w:tcPr>
+            <w:tcW w:type="dxa" w:w="2729"/>
+            <w:shd w:fill="EEF2F7"/>
+            <w:tcMar>
+              <w:top w:w="50" w:type="dxa"/>
+              <w:start w:w="55" w:type="dxa"/>
+              <w:bottom w:w="50" w:type="dxa"/>
+              <w:end w:w="55" w:type="dxa"/>
+            </w:tcMar>
+          </w:tcPr>
+          <w:p>
+            <w:pPr>
+              <w:spacing w:after="0"/>
+            </w:pPr>
+            <w:r>
+              <w:rPr>
+                <w:rFonts w:ascii="Aptos" w:hAnsi="Aptos"/>
+                <w:b/>
+                <w:color w:val="111827"/>
+                <w:sz w:val="14"/>
+              </w:rPr>
+              <w:t>Proof point</w:t>
+            </w:r>
+          </w:p>
+        </w:tc>
+      </w:tr>
+      <w:tr>
+        <w:tc>
+          <w:tcPr>
+            <w:tcW w:type="dxa" w:w="1584"/>
+            <w:tcMar>
+              <w:top w:w="38" w:type="dxa"/>
+              <w:start w:w="55" w:type="dxa"/>
+              <w:bottom w:w="38" w:type="dxa"/>
+              <w:end w:w="55" w:type="dxa"/>
+            </w:tcMar>
+            <w:vAlign w:val="top"/>
+          </w:tcPr>
+          <w:p>
+            <w:pPr>
+              <w:spacing w:after="0"/>
+            </w:pPr>
+            <w:r>
+              <w:rPr>
+                <w:rFonts w:ascii="Aptos" w:hAnsi="Aptos"/>
+                <w:b/>
+                <w:color w:val="374151"/>
+                <w:sz w:val="13"/>
+              </w:rPr>
+              <w:t>Audio DSP</w:t>
+            </w:r>
+          </w:p>
+        </w:tc>
+        <w:tc>
+          <w:tcPr>
+            <w:tcW w:type="dxa" w:w="2232"/>
+            <w:tcMar>
+              <w:top w:w="38" w:type="dxa"/>
+              <w:start w:w="55" w:type="dxa"/>
+              <w:bottom w:w="38" w:type="dxa"/>
+              <w:end w:w="55" w:type="dxa"/>
+            </w:tcMar>
+            <w:vAlign w:val="top"/>
+          </w:tcPr>
+          <w:p>
+            <w:pPr>
+              <w:spacing w:after="0"/>
+            </w:pPr>
+            <w:r>
+              <w:rPr>
+                <w:rFonts w:ascii="Aptos" w:hAnsi="Aptos"/>
+                <w:b/>
+                <w:color w:val="111827"/>
+                <w:sz w:val="14"/>
+              </w:rPr>
+              <w:t>FreeEQ8</w:t>
+            </w:r>
+          </w:p>
+        </w:tc>
+        <w:tc>
+          <w:tcPr>
+            <w:tcW w:type="dxa" w:w="3384"/>
+            <w:tcMar>
+              <w:top w:w="38" w:type="dxa"/>
+              <w:start w:w="55" w:type="dxa"/>
+              <w:bottom w:w="38" w:type="dxa"/>
+              <w:end w:w="55" w:type="dxa"/>
+            </w:tcMar>
+            <w:vAlign w:val="top"/>
+          </w:tcPr>
+          <w:p>
+            <w:pPr>
+              <w:spacing w:after="0"/>
+            </w:pPr>
+            <w:hyperlink r:id="rId12">
+              <w:r>
+                <w:rPr>
+                  <w:u w:val="single"/>
+                  <w:color w:val="1155CC"/>
+                  <w:sz w:val="14"/>
+                  <w:szCs w:val="14"/>
+                </w:rPr>
+                <w:t>FreeEQ8</w:t>
+              </w:r>
+            </w:hyperlink>
+          </w:p>
+          <w:p>
+            <w:pPr>
+              <w:spacing w:after="0" w:before="0"/>
+            </w:pPr>
+            <w:r>
+              <w:rPr>
+                <w:rFonts w:ascii="Aptos" w:hAnsi="Aptos"/>
+                <w:b w:val="0"/>
+                <w:color w:val="6B7280"/>
+                <w:sz w:val="10"/>
+              </w:rPr>
+              <w:t>github.com/GareBear99/FreeEQ8</w:t>
+            </w:r>
+          </w:p>
+        </w:tc>
+        <w:tc>
+          <w:tcPr>
+            <w:tcW w:type="dxa" w:w="3240"/>
+            <w:tcMar>
+              <w:top w:w="38" w:type="dxa"/>
+              <w:start w:w="55" w:type="dxa"/>
+              <w:bottom w:w="38" w:type="dxa"/>
+              <w:end w:w="55" w:type="dxa"/>
+            </w:tcMar>
+            <w:vAlign w:val="top"/>
+          </w:tcPr>
+          <w:p>
+            <w:pPr>
+              <w:spacing w:after="0"/>
+            </w:pPr>
+            <w:r>
+              <w:rPr>
+                <w:rFonts w:ascii="Aptos" w:hAnsi="Aptos"/>
+                <w:b w:val="0"/>
+                <w:color w:val="374151"/>
+                <w:sz w:val="13"/>
+              </w:rPr>
+              <w:t>C++/JUCE audio plugin work, DSP notes, release docs.</w:t>
+            </w:r>
+          </w:p>
+        </w:tc>
+      </w:tr>
+      <w:tr>
+        <w:tc>
+          <w:tcPr>
+            <w:tcW w:type="dxa" w:w="1584"/>
+            <w:tcMar>
+              <w:top w:w="38" w:type="dxa"/>
+              <w:start w:w="55" w:type="dxa"/>
+              <w:bottom w:w="38" w:type="dxa"/>
+              <w:end w:w="55" w:type="dxa"/>
+            </w:tcMar>
+            <w:vAlign w:val="top"/>
+          </w:tcPr>
+          <w:p>
+            <w:pPr>
+              <w:spacing w:after="0"/>
+            </w:pPr>
+            <w:r>
+              <w:rPr>
+                <w:rFonts w:ascii="Aptos" w:hAnsi="Aptos"/>
+                <w:b/>
+                <w:color w:val="374151"/>
+                <w:sz w:val="13"/>
+              </w:rPr>
+              <w:t>Audio DSP</w:t>
+            </w:r>
+          </w:p>
+        </w:tc>
+        <w:tc>
+          <w:tcPr>
+            <w:tcW w:type="dxa" w:w="2232"/>
+            <w:tcMar>
+              <w:top w:w="38" w:type="dxa"/>
+              <w:start w:w="55" w:type="dxa"/>
+              <w:bottom w:w="38" w:type="dxa"/>
+              <w:end w:w="55" w:type="dxa"/>
+            </w:tcMar>
+            <w:vAlign w:val="top"/>
+          </w:tcPr>
+          <w:p>
+            <w:pPr>
+              <w:spacing w:after="0"/>
+            </w:pPr>
+            <w:r>
+              <w:rPr>
+                <w:rFonts w:ascii="Aptos" w:hAnsi="Aptos"/>
+                <w:b/>
+                <w:color w:val="111827"/>
+                <w:sz w:val="14"/>
+              </w:rPr>
+              <w:t>FreeEQ8 Paper</w:t>
+            </w:r>
+          </w:p>
+        </w:tc>
+        <w:tc>
+          <w:tcPr>
+            <w:tcW w:type="dxa" w:w="3384"/>
+            <w:tcMar>
+              <w:top w:w="38" w:type="dxa"/>
+              <w:start w:w="55" w:type="dxa"/>
+              <w:bottom w:w="38" w:type="dxa"/>
+              <w:end w:w="55" w:type="dxa"/>
+            </w:tcMar>
+            <w:vAlign w:val="top"/>
+          </w:tcPr>
+          <w:p>
+            <w:pPr>
+              <w:spacing w:after="0"/>
+            </w:pPr>
+            <w:hyperlink r:id="rId25">
+              <w:r>
+                <w:rPr>
+                  <w:u w:val="single"/>
+                  <w:color w:val="1155CC"/>
+                  <w:sz w:val="14"/>
+                  <w:szCs w:val="14"/>
+                </w:rPr>
+                <w:t>FreeEQ8 Paper</w:t>
+              </w:r>
+            </w:hyperlink>
+          </w:p>
+          <w:p>
+            <w:pPr>
+              <w:spacing w:after="0" w:before="0"/>
+            </w:pPr>
+            <w:r>
+              <w:rPr>
+                <w:rFonts w:ascii="Aptos" w:hAnsi="Aptos"/>
+                <w:b w:val="0"/>
+                <w:color w:val="6B7280"/>
+                <w:sz w:val="10"/>
+              </w:rPr>
+              <w:t>github.com/GareBear99/FreeEQ8/blob/main/PAPER.md</w:t>
+            </w:r>
+          </w:p>
+        </w:tc>
+        <w:tc>
+          <w:tcPr>
+            <w:tcW w:type="dxa" w:w="3240"/>
+            <w:tcMar>
+              <w:top w:w="38" w:type="dxa"/>
+              <w:start w:w="55" w:type="dxa"/>
+              <w:bottom w:w="38" w:type="dxa"/>
+              <w:end w:w="55" w:type="dxa"/>
+            </w:tcMar>
+            <w:vAlign w:val="top"/>
+          </w:tcPr>
+          <w:p>
+            <w:pPr>
+              <w:spacing w:after="0"/>
+            </w:pPr>
+            <w:r>
+              <w:rPr>
+                <w:rFonts w:ascii="Aptos" w:hAnsi="Aptos"/>
+                <w:b w:val="0"/>
+                <w:color w:val="374151"/>
+                <w:sz w:val="13"/>
+              </w:rPr>
+              <w:t>Long-form technical writing and DSP documentation.</w:t>
+            </w:r>
+          </w:p>
+        </w:tc>
+      </w:tr>
+      <w:tr>
+        <w:tc>
+          <w:tcPr>
+            <w:tcW w:type="dxa" w:w="1584"/>
+            <w:tcMar>
+              <w:top w:w="38" w:type="dxa"/>
+              <w:start w:w="55" w:type="dxa"/>
+              <w:bottom w:w="38" w:type="dxa"/>
+              <w:end w:w="55" w:type="dxa"/>
+            </w:tcMar>
+            <w:vAlign w:val="top"/>
+          </w:tcPr>
+          <w:p>
+            <w:pPr>
+              <w:spacing w:after="0"/>
+            </w:pPr>
+            <w:r>
+              <w:rPr>
+                <w:rFonts w:ascii="Aptos" w:hAnsi="Aptos"/>
+                <w:b/>
+                <w:color w:val="374151"/>
+                <w:sz w:val="13"/>
+              </w:rPr>
+              <w:t>Audio Tools</w:t>
+            </w:r>
+          </w:p>
+        </w:tc>
+        <w:tc>
+          <w:tcPr>
+            <w:tcW w:type="dxa" w:w="2232"/>
+            <w:tcMar>
+              <w:top w:w="38" w:type="dxa"/>
+              <w:start w:w="55" w:type="dxa"/>
+              <w:bottom w:w="38" w:type="dxa"/>
+              <w:end w:w="55" w:type="dxa"/>
+            </w:tcMar>
+            <w:vAlign w:val="top"/>
+          </w:tcPr>
+          <w:p>
+            <w:pPr>
+              <w:spacing w:after="0"/>
+            </w:pPr>
+            <w:r>
+              <w:rPr>
+                <w:rFonts w:ascii="Aptos" w:hAnsi="Aptos"/>
+                <w:b/>
+                <w:color w:val="111827"/>
+                <w:sz w:val="14"/>
+              </w:rPr>
+              <w:t>FreeVox8</w:t>
+            </w:r>
+          </w:p>
+        </w:tc>
+        <w:tc>
+          <w:tcPr>
+            <w:tcW w:type="dxa" w:w="3384"/>
+            <w:tcMar>
+              <w:top w:w="38" w:type="dxa"/>
+              <w:start w:w="55" w:type="dxa"/>
+              <w:bottom w:w="38" w:type="dxa"/>
+              <w:end w:w="55" w:type="dxa"/>
+            </w:tcMar>
+            <w:vAlign w:val="top"/>
+          </w:tcPr>
+          <w:p>
+            <w:pPr>
+              <w:spacing w:after="0"/>
+            </w:pPr>
+            <w:hyperlink r:id="rId26">
+              <w:r>
+                <w:rPr>
+                  <w:u w:val="single"/>
+                  <w:color w:val="1155CC"/>
+                  <w:sz w:val="14"/>
+                  <w:szCs w:val="14"/>
+                </w:rPr>
+                <w:t>FreeVox8</w:t>
+              </w:r>
+            </w:hyperlink>
+          </w:p>
+          <w:p>
+            <w:pPr>
+              <w:spacing w:after="0" w:before="0"/>
+            </w:pPr>
+            <w:r>
+              <w:rPr>
+                <w:rFonts w:ascii="Aptos" w:hAnsi="Aptos"/>
+                <w:b w:val="0"/>
+                <w:color w:val="6B7280"/>
+                <w:sz w:val="10"/>
+              </w:rPr>
+              <w:t>github.com/GareBear99/FreeVox8</w:t>
+            </w:r>
+          </w:p>
+        </w:tc>
+        <w:tc>
+          <w:tcPr>
+            <w:tcW w:type="dxa" w:w="3240"/>
+            <w:tcMar>
+              <w:top w:w="38" w:type="dxa"/>
+              <w:start w:w="55" w:type="dxa"/>
+              <w:bottom w:w="38" w:type="dxa"/>
+              <w:end w:w="55" w:type="dxa"/>
+            </w:tcMar>
+            <w:vAlign w:val="top"/>
+          </w:tcPr>
+          <w:p>
+            <w:pPr>
+              <w:spacing w:after="0"/>
+            </w:pPr>
+            <w:r>
+              <w:rPr>
+                <w:rFonts w:ascii="Aptos" w:hAnsi="Aptos"/>
+                <w:b w:val="0"/>
+                <w:color w:val="374151"/>
+                <w:sz w:val="13"/>
+              </w:rPr>
+              <w:t>Vocal/spectral plugin direction and audio-product extension.</w:t>
+            </w:r>
+          </w:p>
+        </w:tc>
+      </w:tr>
+      <w:tr>
+        <w:tc>
+          <w:tcPr>
+            <w:tcW w:type="dxa" w:w="1584"/>
+            <w:tcMar>
+              <w:top w:w="38" w:type="dxa"/>
+              <w:start w:w="55" w:type="dxa"/>
+              <w:bottom w:w="38" w:type="dxa"/>
+              <w:end w:w="55" w:type="dxa"/>
+            </w:tcMar>
+            <w:vAlign w:val="top"/>
+          </w:tcPr>
+          <w:p>
+            <w:pPr>
+              <w:spacing w:after="0"/>
+            </w:pPr>
+            <w:r>
+              <w:rPr>
+                <w:rFonts w:ascii="Aptos" w:hAnsi="Aptos"/>
+                <w:b/>
+                <w:color w:val="374151"/>
+                <w:sz w:val="13"/>
+              </w:rPr>
+              <w:t>Audio Visuals</w:t>
+            </w:r>
+          </w:p>
+        </w:tc>
+        <w:tc>
+          <w:tcPr>
+            <w:tcW w:type="dxa" w:w="2232"/>
+            <w:tcMar>
+              <w:top w:w="38" w:type="dxa"/>
+              <w:start w:w="55" w:type="dxa"/>
+              <w:bottom w:w="38" w:type="dxa"/>
+              <w:end w:w="55" w:type="dxa"/>
+            </w:tcMar>
+            <w:vAlign w:val="top"/>
+          </w:tcPr>
+          <w:p>
+            <w:pPr>
+              <w:spacing w:after="0"/>
+            </w:pPr>
+            <w:r>
+              <w:rPr>
+                <w:rFonts w:ascii="Aptos" w:hAnsi="Aptos"/>
+                <w:b/>
+                <w:color w:val="111827"/>
+                <w:sz w:val="14"/>
+              </w:rPr>
+              <w:t>Voxel Audio</w:t>
+            </w:r>
+          </w:p>
+        </w:tc>
+        <w:tc>
+          <w:tcPr>
+            <w:tcW w:type="dxa" w:w="3384"/>
+            <w:tcMar>
+              <w:top w:w="38" w:type="dxa"/>
+              <w:start w:w="55" w:type="dxa"/>
+              <w:bottom w:w="38" w:type="dxa"/>
+              <w:end w:w="55" w:type="dxa"/>
+            </w:tcMar>
+            <w:vAlign w:val="top"/>
+          </w:tcPr>
+          <w:p>
+            <w:pPr>
+              <w:spacing w:after="0"/>
+            </w:pPr>
+            <w:hyperlink r:id="rId27">
+              <w:r>
+                <w:rPr>
+                  <w:u w:val="single"/>
+                  <w:color w:val="1155CC"/>
+                  <w:sz w:val="14"/>
+                  <w:szCs w:val="14"/>
+                </w:rPr>
+                <w:t>Voxel Audio</w:t>
+              </w:r>
+            </w:hyperlink>
+          </w:p>
+          <w:p>
+            <w:pPr>
+              <w:spacing w:after="0" w:before="0"/>
+            </w:pPr>
+            <w:r>
+              <w:rPr>
+                <w:rFonts w:ascii="Aptos" w:hAnsi="Aptos"/>
+                <w:b w:val="0"/>
+                <w:color w:val="6B7280"/>
+                <w:sz w:val="10"/>
+              </w:rPr>
+              <w:t>github.com/GareBear99/Voxel_Audio</w:t>
+            </w:r>
+          </w:p>
+        </w:tc>
+        <w:tc>
+          <w:tcPr>
+            <w:tcW w:type="dxa" w:w="3240"/>
+            <w:tcMar>
+              <w:top w:w="38" w:type="dxa"/>
+              <w:start w:w="55" w:type="dxa"/>
+              <w:bottom w:w="38" w:type="dxa"/>
+              <w:end w:w="55" w:type="dxa"/>
+            </w:tcMar>
+            <w:vAlign w:val="top"/>
+          </w:tcPr>
+          <w:p>
+            <w:pPr>
+              <w:spacing w:after="0"/>
+            </w:pPr>
+            <w:r>
+              <w:rPr>
+                <w:rFonts w:ascii="Aptos" w:hAnsi="Aptos"/>
+                <w:b w:val="0"/>
+                <w:color w:val="374151"/>
+                <w:sz w:val="13"/>
+              </w:rPr>
+              <w:t>Audio-reactive visual/export workflow design.</w:t>
+            </w:r>
+          </w:p>
+        </w:tc>
+      </w:tr>
+      <w:tr>
+        <w:tc>
+          <w:tcPr>
+            <w:tcW w:type="dxa" w:w="1584"/>
+            <w:tcMar>
+              <w:top w:w="38" w:type="dxa"/>
+              <w:start w:w="55" w:type="dxa"/>
+              <w:bottom w:w="38" w:type="dxa"/>
+              <w:end w:w="55" w:type="dxa"/>
+            </w:tcMar>
+            <w:vAlign w:val="top"/>
+          </w:tcPr>
+          <w:p>
+            <w:pPr>
+              <w:spacing w:after="0"/>
+            </w:pPr>
+            <w:r>
+              <w:rPr>
+                <w:rFonts w:ascii="Aptos" w:hAnsi="Aptos"/>
+                <w:b/>
+                <w:color w:val="374151"/>
+                <w:sz w:val="13"/>
+              </w:rPr>
+              <w:t>Language / Docs</w:t>
+            </w:r>
+          </w:p>
+        </w:tc>
+        <w:tc>
+          <w:tcPr>
+            <w:tcW w:type="dxa" w:w="2232"/>
+            <w:tcMar>
+              <w:top w:w="38" w:type="dxa"/>
+              <w:start w:w="55" w:type="dxa"/>
+              <w:bottom w:w="38" w:type="dxa"/>
+              <w:end w:w="55" w:type="dxa"/>
+            </w:tcMar>
+            <w:vAlign w:val="top"/>
+          </w:tcPr>
+          <w:p>
+            <w:pPr>
+              <w:spacing w:after="0"/>
+            </w:pPr>
+            <w:r>
+              <w:rPr>
+                <w:rFonts w:ascii="Aptos" w:hAnsi="Aptos"/>
+                <w:b/>
+                <w:color w:val="111827"/>
+                <w:sz w:val="14"/>
+              </w:rPr>
+              <w:t>ARC Language Module</w:t>
+            </w:r>
+          </w:p>
+        </w:tc>
+        <w:tc>
+          <w:tcPr>
+            <w:tcW w:type="dxa" w:w="3384"/>
+            <w:tcMar>
+              <w:top w:w="38" w:type="dxa"/>
+              <w:start w:w="55" w:type="dxa"/>
+              <w:bottom w:w="38" w:type="dxa"/>
+              <w:end w:w="55" w:type="dxa"/>
+            </w:tcMar>
+            <w:vAlign w:val="top"/>
+          </w:tcPr>
+          <w:p>
+            <w:pPr>
+              <w:spacing w:after="0"/>
+            </w:pPr>
+            <w:hyperlink r:id="rId13">
+              <w:r>
+                <w:rPr>
+                  <w:u w:val="single"/>
+                  <w:color w:val="1155CC"/>
+                  <w:sz w:val="14"/>
+                  <w:szCs w:val="14"/>
+                </w:rPr>
+                <w:t>ARC Language Module</w:t>
+              </w:r>
+            </w:hyperlink>
+          </w:p>
+          <w:p>
+            <w:pPr>
+              <w:spacing w:after="0" w:before="0"/>
+            </w:pPr>
+            <w:r>
+              <w:rPr>
+                <w:rFonts w:ascii="Aptos" w:hAnsi="Aptos"/>
+                <w:b w:val="0"/>
+                <w:color w:val="6B7280"/>
+                <w:sz w:val="10"/>
+              </w:rPr>
+              <w:t>github.com/GareBear99/arc-language-module</w:t>
+            </w:r>
+          </w:p>
+        </w:tc>
+        <w:tc>
+          <w:tcPr>
+            <w:tcW w:type="dxa" w:w="3240"/>
+            <w:tcMar>
+              <w:top w:w="38" w:type="dxa"/>
+              <w:start w:w="55" w:type="dxa"/>
+              <w:bottom w:w="38" w:type="dxa"/>
+              <w:end w:w="55" w:type="dxa"/>
+            </w:tcMar>
+            <w:vAlign w:val="top"/>
+          </w:tcPr>
+          <w:p>
+            <w:pPr>
+              <w:spacing w:after="0"/>
+            </w:pPr>
+            <w:r>
+              <w:rPr>
+                <w:rFonts w:ascii="Aptos" w:hAnsi="Aptos"/>
+                <w:b w:val="0"/>
+                <w:color w:val="374151"/>
+                <w:sz w:val="13"/>
+              </w:rPr>
+              <w:t>Multilingual UX, language routing, docs, coverage/readiness notes.</w:t>
+            </w:r>
+          </w:p>
+        </w:tc>
+      </w:tr>
+      <w:tr>
+        <w:tc>
+          <w:tcPr>
+            <w:tcW w:type="dxa" w:w="1584"/>
+            <w:tcMar>
+              <w:top w:w="38" w:type="dxa"/>
+              <w:start w:w="55" w:type="dxa"/>
+              <w:bottom w:w="38" w:type="dxa"/>
+              <w:end w:w="55" w:type="dxa"/>
+            </w:tcMar>
+            <w:vAlign w:val="top"/>
+          </w:tcPr>
+          <w:p>
+            <w:pPr>
+              <w:spacing w:after="0"/>
+            </w:pPr>
+            <w:r>
+              <w:rPr>
+                <w:rFonts w:ascii="Aptos" w:hAnsi="Aptos"/>
+                <w:b/>
+                <w:color w:val="374151"/>
+                <w:sz w:val="13"/>
+              </w:rPr>
+              <w:t>AI Runtime</w:t>
+            </w:r>
+          </w:p>
+        </w:tc>
+        <w:tc>
+          <w:tcPr>
+            <w:tcW w:type="dxa" w:w="2232"/>
+            <w:tcMar>
+              <w:top w:w="38" w:type="dxa"/>
+              <w:start w:w="55" w:type="dxa"/>
+              <w:bottom w:w="38" w:type="dxa"/>
+              <w:end w:w="55" w:type="dxa"/>
+            </w:tcMar>
+            <w:vAlign w:val="top"/>
+          </w:tcPr>
+          <w:p>
+            <w:pPr>
+              <w:spacing w:after="0"/>
+            </w:pPr>
+            <w:r>
+              <w:rPr>
+                <w:rFonts w:ascii="Aptos" w:hAnsi="Aptos"/>
+                <w:b/>
+                <w:color w:val="111827"/>
+                <w:sz w:val="14"/>
+              </w:rPr>
+              <w:t>ARC-Core</w:t>
+            </w:r>
+          </w:p>
+        </w:tc>
+        <w:tc>
+          <w:tcPr>
+            <w:tcW w:type="dxa" w:w="3384"/>
+            <w:tcMar>
+              <w:top w:w="38" w:type="dxa"/>
+              <w:start w:w="55" w:type="dxa"/>
+              <w:bottom w:w="38" w:type="dxa"/>
+              <w:end w:w="55" w:type="dxa"/>
+            </w:tcMar>
+            <w:vAlign w:val="top"/>
+          </w:tcPr>
+          <w:p>
+            <w:pPr>
+              <w:spacing w:after="0"/>
+            </w:pPr>
+            <w:hyperlink r:id="rId14">
+              <w:r>
+                <w:rPr>
+                  <w:u w:val="single"/>
+                  <w:color w:val="1155CC"/>
+                  <w:sz w:val="14"/>
+                  <w:szCs w:val="14"/>
+                </w:rPr>
+                <w:t>ARC-Core</w:t>
+              </w:r>
+            </w:hyperlink>
+          </w:p>
+          <w:p>
+            <w:pPr>
+              <w:spacing w:after="0" w:before="0"/>
+            </w:pPr>
+            <w:r>
+              <w:rPr>
+                <w:rFonts w:ascii="Aptos" w:hAnsi="Aptos"/>
+                <w:b w:val="0"/>
+                <w:color w:val="6B7280"/>
+                <w:sz w:val="10"/>
+              </w:rPr>
+              <w:t>github.com/GareBear99/ARC-Core</w:t>
+            </w:r>
+          </w:p>
+        </w:tc>
+        <w:tc>
+          <w:tcPr>
+            <w:tcW w:type="dxa" w:w="3240"/>
+            <w:tcMar>
+              <w:top w:w="38" w:type="dxa"/>
+              <w:start w:w="55" w:type="dxa"/>
+              <w:bottom w:w="38" w:type="dxa"/>
+              <w:end w:w="55" w:type="dxa"/>
+            </w:tcMar>
+            <w:vAlign w:val="top"/>
+          </w:tcPr>
+          <w:p>
+            <w:pPr>
+              <w:spacing w:after="0"/>
+            </w:pPr>
+            <w:r>
+              <w:rPr>
+                <w:rFonts w:ascii="Aptos" w:hAnsi="Aptos"/>
+                <w:b w:val="0"/>
+                <w:color w:val="374151"/>
+                <w:sz w:val="13"/>
+              </w:rPr>
+              <w:t>Local-first state, receipts, validation, authority/workflow design.</w:t>
+            </w:r>
+          </w:p>
+        </w:tc>
+      </w:tr>
+      <w:tr>
+        <w:tc>
+          <w:tcPr>
+            <w:tcW w:type="dxa" w:w="1584"/>
+            <w:tcMar>
+              <w:top w:w="38" w:type="dxa"/>
+              <w:start w:w="55" w:type="dxa"/>
+              <w:bottom w:w="38" w:type="dxa"/>
+              <w:end w:w="55" w:type="dxa"/>
+            </w:tcMar>
+            <w:vAlign w:val="top"/>
+          </w:tcPr>
+          <w:p>
+            <w:pPr>
+              <w:spacing w:after="0"/>
+            </w:pPr>
+            <w:r>
+              <w:rPr>
+                <w:rFonts w:ascii="Aptos" w:hAnsi="Aptos"/>
+                <w:b/>
+                <w:color w:val="374151"/>
+                <w:sz w:val="13"/>
+              </w:rPr>
+              <w:t>AI Runtime</w:t>
+            </w:r>
+          </w:p>
+        </w:tc>
+        <w:tc>
+          <w:tcPr>
+            <w:tcW w:type="dxa" w:w="2232"/>
+            <w:tcMar>
+              <w:top w:w="38" w:type="dxa"/>
+              <w:start w:w="55" w:type="dxa"/>
+              <w:bottom w:w="38" w:type="dxa"/>
+              <w:end w:w="55" w:type="dxa"/>
+            </w:tcMar>
+            <w:vAlign w:val="top"/>
+          </w:tcPr>
+          <w:p>
+            <w:pPr>
+              <w:spacing w:after="0"/>
+            </w:pPr>
+            <w:r>
+              <w:rPr>
+                <w:rFonts w:ascii="Aptos" w:hAnsi="Aptos"/>
+                <w:b/>
+                <w:color w:val="111827"/>
+                <w:sz w:val="14"/>
+              </w:rPr>
+              <w:t>ARC-Neuron LLMBuilder</w:t>
+            </w:r>
+          </w:p>
+        </w:tc>
+        <w:tc>
+          <w:tcPr>
+            <w:tcW w:type="dxa" w:w="3384"/>
+            <w:tcMar>
+              <w:top w:w="38" w:type="dxa"/>
+              <w:start w:w="55" w:type="dxa"/>
+              <w:bottom w:w="38" w:type="dxa"/>
+              <w:end w:w="55" w:type="dxa"/>
+            </w:tcMar>
+            <w:vAlign w:val="top"/>
+          </w:tcPr>
+          <w:p>
+            <w:pPr>
+              <w:spacing w:after="0"/>
+            </w:pPr>
+            <w:hyperlink r:id="rId17">
+              <w:r>
+                <w:rPr>
+                  <w:u w:val="single"/>
+                  <w:color w:val="1155CC"/>
+                  <w:sz w:val="14"/>
+                  <w:szCs w:val="14"/>
+                </w:rPr>
+                <w:t>ARC-Neuron LLMBuilder</w:t>
+              </w:r>
+            </w:hyperlink>
+          </w:p>
+          <w:p>
+            <w:pPr>
+              <w:spacing w:after="0" w:before="0"/>
+            </w:pPr>
+            <w:r>
+              <w:rPr>
+                <w:rFonts w:ascii="Aptos" w:hAnsi="Aptos"/>
+                <w:b w:val="0"/>
+                <w:color w:val="6B7280"/>
+                <w:sz w:val="10"/>
+              </w:rPr>
+              <w:t>github.com/GareBear99/ARC-Neuron-LLMBuilder</w:t>
+            </w:r>
+          </w:p>
+        </w:tc>
+        <w:tc>
+          <w:tcPr>
+            <w:tcW w:type="dxa" w:w="3240"/>
+            <w:tcMar>
+              <w:top w:w="38" w:type="dxa"/>
+              <w:start w:w="55" w:type="dxa"/>
+              <w:bottom w:w="38" w:type="dxa"/>
+              <w:end w:w="55" w:type="dxa"/>
+            </w:tcMar>
+            <w:vAlign w:val="top"/>
+          </w:tcPr>
+          <w:p>
+            <w:pPr>
+              <w:spacing w:after="0"/>
+            </w:pPr>
+            <w:r>
+              <w:rPr>
+                <w:rFonts w:ascii="Aptos" w:hAnsi="Aptos"/>
+                <w:b w:val="0"/>
+                <w:color w:val="374151"/>
+                <w:sz w:val="13"/>
+              </w:rPr>
+              <w:t>Model lifecycle, benchmark receipts, archive/promotion planning.</w:t>
+            </w:r>
+          </w:p>
+        </w:tc>
+      </w:tr>
+      <w:tr>
+        <w:tc>
+          <w:tcPr>
+            <w:tcW w:type="dxa" w:w="1584"/>
+            <w:tcMar>
+              <w:top w:w="38" w:type="dxa"/>
+              <w:start w:w="55" w:type="dxa"/>
+              <w:bottom w:w="38" w:type="dxa"/>
+              <w:end w:w="55" w:type="dxa"/>
+            </w:tcMar>
+            <w:vAlign w:val="top"/>
+          </w:tcPr>
+          <w:p>
+            <w:pPr>
+              <w:spacing w:after="0"/>
+            </w:pPr>
+            <w:r>
+              <w:rPr>
+                <w:rFonts w:ascii="Aptos" w:hAnsi="Aptos"/>
+                <w:b/>
+                <w:color w:val="374151"/>
+                <w:sz w:val="13"/>
+              </w:rPr>
+              <w:t>Simulation</w:t>
+            </w:r>
+          </w:p>
+        </w:tc>
+        <w:tc>
+          <w:tcPr>
+            <w:tcW w:type="dxa" w:w="2232"/>
+            <w:tcMar>
+              <w:top w:w="38" w:type="dxa"/>
+              <w:start w:w="55" w:type="dxa"/>
+              <w:bottom w:w="38" w:type="dxa"/>
+              <w:end w:w="55" w:type="dxa"/>
+            </w:tcMar>
+            <w:vAlign w:val="top"/>
+          </w:tcPr>
+          <w:p>
+            <w:pPr>
+              <w:spacing w:after="0"/>
+            </w:pPr>
+            <w:r>
+              <w:rPr>
+                <w:rFonts w:ascii="Aptos" w:hAnsi="Aptos"/>
+                <w:b/>
+                <w:color w:val="111827"/>
+                <w:sz w:val="14"/>
+              </w:rPr>
+              <w:t>SURE</w:t>
+            </w:r>
+          </w:p>
+        </w:tc>
+        <w:tc>
+          <w:tcPr>
+            <w:tcW w:type="dxa" w:w="3384"/>
+            <w:tcMar>
+              <w:top w:w="38" w:type="dxa"/>
+              <w:start w:w="55" w:type="dxa"/>
+              <w:bottom w:w="38" w:type="dxa"/>
+              <w:end w:w="55" w:type="dxa"/>
+            </w:tcMar>
+            <w:vAlign w:val="top"/>
+          </w:tcPr>
+          <w:p>
+            <w:pPr>
+              <w:spacing w:after="0"/>
+            </w:pPr>
+            <w:hyperlink r:id="rId28">
+              <w:r>
+                <w:rPr>
+                  <w:u w:val="single"/>
+                  <w:color w:val="1155CC"/>
+                  <w:sz w:val="14"/>
+                  <w:szCs w:val="14"/>
+                </w:rPr>
+                <w:t>SURE</w:t>
+              </w:r>
+            </w:hyperlink>
+          </w:p>
+          <w:p>
+            <w:pPr>
+              <w:spacing w:after="0" w:before="0"/>
+            </w:pPr>
+            <w:r>
+              <w:rPr>
+                <w:rFonts w:ascii="Aptos" w:hAnsi="Aptos"/>
+                <w:b w:val="0"/>
+                <w:color w:val="6B7280"/>
+                <w:sz w:val="10"/>
+              </w:rPr>
+              <w:t>github.com/GareBear99/Seeded-Universe-Recreation-En...</w:t>
+            </w:r>
+          </w:p>
+        </w:tc>
+        <w:tc>
+          <w:tcPr>
+            <w:tcW w:type="dxa" w:w="3240"/>
+            <w:tcMar>
+              <w:top w:w="38" w:type="dxa"/>
+              <w:start w:w="55" w:type="dxa"/>
+              <w:bottom w:w="38" w:type="dxa"/>
+              <w:end w:w="55" w:type="dxa"/>
+            </w:tcMar>
+            <w:vAlign w:val="top"/>
+          </w:tcPr>
+          <w:p>
+            <w:pPr>
+              <w:spacing w:after="0"/>
+            </w:pPr>
+            <w:r>
+              <w:rPr>
+                <w:rFonts w:ascii="Aptos" w:hAnsi="Aptos"/>
+                <w:b w:val="0"/>
+                <w:color w:val="374151"/>
+                <w:sz w:val="13"/>
+              </w:rPr>
+              <w:t>Deterministic simulation, seeded universe recreation, proof receipts.</w:t>
+            </w:r>
+          </w:p>
+        </w:tc>
+      </w:tr>
+      <w:tr>
+        <w:tc>
+          <w:tcPr>
+            <w:tcW w:type="dxa" w:w="1584"/>
+            <w:tcMar>
+              <w:top w:w="38" w:type="dxa"/>
+              <w:start w:w="55" w:type="dxa"/>
+              <w:bottom w:w="38" w:type="dxa"/>
+              <w:end w:w="55" w:type="dxa"/>
+            </w:tcMar>
+            <w:vAlign w:val="top"/>
+          </w:tcPr>
+          <w:p>
+            <w:pPr>
+              <w:spacing w:after="0"/>
+            </w:pPr>
+            <w:r>
+              <w:rPr>
+                <w:rFonts w:ascii="Aptos" w:hAnsi="Aptos"/>
+                <w:b/>
+                <w:color w:val="374151"/>
+                <w:sz w:val="13"/>
+              </w:rPr>
+              <w:t>Terminal UX</w:t>
+            </w:r>
+          </w:p>
+        </w:tc>
+        <w:tc>
+          <w:tcPr>
+            <w:tcW w:type="dxa" w:w="2232"/>
+            <w:tcMar>
+              <w:top w:w="38" w:type="dxa"/>
+              <w:start w:w="55" w:type="dxa"/>
+              <w:bottom w:w="38" w:type="dxa"/>
+              <w:end w:w="55" w:type="dxa"/>
+            </w:tcMar>
+            <w:vAlign w:val="top"/>
+          </w:tcPr>
+          <w:p>
+            <w:pPr>
+              <w:spacing w:after="0"/>
+            </w:pPr>
+            <w:r>
+              <w:rPr>
+                <w:rFonts w:ascii="Aptos" w:hAnsi="Aptos"/>
+                <w:b/>
+                <w:color w:val="111827"/>
+                <w:sz w:val="14"/>
+              </w:rPr>
+              <w:t>Lucid Terminal</w:t>
+            </w:r>
+          </w:p>
+        </w:tc>
+        <w:tc>
+          <w:tcPr>
+            <w:tcW w:type="dxa" w:w="3384"/>
+            <w:tcMar>
+              <w:top w:w="38" w:type="dxa"/>
+              <w:start w:w="55" w:type="dxa"/>
+              <w:bottom w:w="38" w:type="dxa"/>
+              <w:end w:w="55" w:type="dxa"/>
+            </w:tcMar>
+            <w:vAlign w:val="top"/>
+          </w:tcPr>
+          <w:p>
+            <w:pPr>
+              <w:spacing w:after="0"/>
+            </w:pPr>
+            <w:hyperlink r:id="rId29">
+              <w:r>
+                <w:rPr>
+                  <w:u w:val="single"/>
+                  <w:color w:val="1155CC"/>
+                  <w:sz w:val="14"/>
+                  <w:szCs w:val="14"/>
+                </w:rPr>
+                <w:t>Lucid Terminal</w:t>
+              </w:r>
+            </w:hyperlink>
+          </w:p>
+          <w:p>
+            <w:pPr>
+              <w:spacing w:after="0" w:before="0"/>
+            </w:pPr>
+            <w:r>
+              <w:rPr>
+                <w:rFonts w:ascii="Aptos" w:hAnsi="Aptos"/>
+                <w:b w:val="0"/>
+                <w:color w:val="6B7280"/>
+                <w:sz w:val="10"/>
+              </w:rPr>
+              <w:t>github.com/GareBear99/Lucid-Terminal</w:t>
+            </w:r>
+          </w:p>
+        </w:tc>
+        <w:tc>
+          <w:tcPr>
+            <w:tcW w:type="dxa" w:w="3240"/>
+            <w:tcMar>
+              <w:top w:w="38" w:type="dxa"/>
+              <w:start w:w="55" w:type="dxa"/>
+              <w:bottom w:w="38" w:type="dxa"/>
+              <w:end w:w="55" w:type="dxa"/>
+            </w:tcMar>
+            <w:vAlign w:val="top"/>
+          </w:tcPr>
+          <w:p>
+            <w:pPr>
+              <w:spacing w:after="0"/>
+            </w:pPr>
+            <w:r>
+              <w:rPr>
+                <w:rFonts w:ascii="Aptos" w:hAnsi="Aptos"/>
+                <w:b w:val="0"/>
+                <w:color w:val="374151"/>
+                <w:sz w:val="13"/>
+              </w:rPr>
+              <w:t>Local operator shell, parser, routes, approval/rejection UX.</w:t>
+            </w:r>
+          </w:p>
+        </w:tc>
+      </w:tr>
+      <w:tr>
+        <w:tc>
+          <w:tcPr>
+            <w:tcW w:type="dxa" w:w="1584"/>
+            <w:tcMar>
+              <w:top w:w="38" w:type="dxa"/>
+              <w:start w:w="55" w:type="dxa"/>
+              <w:bottom w:w="38" w:type="dxa"/>
+              <w:end w:w="55" w:type="dxa"/>
+            </w:tcMar>
+            <w:vAlign w:val="top"/>
+          </w:tcPr>
+          <w:p>
+            <w:pPr>
+              <w:spacing w:after="0"/>
+            </w:pPr>
+            <w:r>
+              <w:rPr>
+                <w:rFonts w:ascii="Aptos" w:hAnsi="Aptos"/>
+                <w:b/>
+                <w:color w:val="374151"/>
+                <w:sz w:val="13"/>
+              </w:rPr>
+              <w:t>Games / Web</w:t>
+            </w:r>
+          </w:p>
+        </w:tc>
+        <w:tc>
+          <w:tcPr>
+            <w:tcW w:type="dxa" w:w="2232"/>
+            <w:tcMar>
+              <w:top w:w="38" w:type="dxa"/>
+              <w:start w:w="55" w:type="dxa"/>
+              <w:bottom w:w="38" w:type="dxa"/>
+              <w:end w:w="55" w:type="dxa"/>
+            </w:tcMar>
+            <w:vAlign w:val="top"/>
+          </w:tcPr>
+          <w:p>
+            <w:pPr>
+              <w:spacing w:after="0"/>
+            </w:pPr>
+            <w:r>
+              <w:rPr>
+                <w:rFonts w:ascii="Aptos" w:hAnsi="Aptos"/>
+                <w:b/>
+                <w:color w:val="111827"/>
+                <w:sz w:val="14"/>
+              </w:rPr>
+              <w:t>RiftAscent</w:t>
+            </w:r>
+          </w:p>
+        </w:tc>
+        <w:tc>
+          <w:tcPr>
+            <w:tcW w:type="dxa" w:w="3384"/>
+            <w:tcMar>
+              <w:top w:w="38" w:type="dxa"/>
+              <w:start w:w="55" w:type="dxa"/>
+              <w:bottom w:w="38" w:type="dxa"/>
+              <w:end w:w="55" w:type="dxa"/>
+            </w:tcMar>
+            <w:vAlign w:val="top"/>
+          </w:tcPr>
+          <w:p>
+            <w:pPr>
+              <w:spacing w:after="0"/>
+            </w:pPr>
+            <w:hyperlink r:id="rId16">
+              <w:r>
+                <w:rPr>
+                  <w:u w:val="single"/>
+                  <w:color w:val="1155CC"/>
+                  <w:sz w:val="14"/>
+                  <w:szCs w:val="14"/>
+                </w:rPr>
+                <w:t>RiftAscent</w:t>
+              </w:r>
+            </w:hyperlink>
+          </w:p>
+          <w:p>
+            <w:pPr>
+              <w:spacing w:after="0" w:before="0"/>
+            </w:pPr>
+            <w:r>
+              <w:rPr>
+                <w:rFonts w:ascii="Aptos" w:hAnsi="Aptos"/>
+                <w:b w:val="0"/>
+                <w:color w:val="6B7280"/>
+                <w:sz w:val="10"/>
+              </w:rPr>
+              <w:t>github.com/GareBear99/RiftAscent</w:t>
+            </w:r>
+          </w:p>
+        </w:tc>
+        <w:tc>
+          <w:tcPr>
+            <w:tcW w:type="dxa" w:w="3240"/>
+            <w:tcMar>
+              <w:top w:w="38" w:type="dxa"/>
+              <w:start w:w="55" w:type="dxa"/>
+              <w:bottom w:w="38" w:type="dxa"/>
+              <w:end w:w="55" w:type="dxa"/>
+            </w:tcMar>
+            <w:vAlign w:val="top"/>
+          </w:tcPr>
+          <w:p>
+            <w:pPr>
+              <w:spacing w:after="0"/>
+            </w:pPr>
+            <w:r>
+              <w:rPr>
+                <w:rFonts w:ascii="Aptos" w:hAnsi="Aptos"/>
+                <w:b w:val="0"/>
+                <w:color w:val="374151"/>
+                <w:sz w:val="13"/>
+              </w:rPr>
+              <w:t>HTML/canvas runtime, web-native game loop, browser tooling.</w:t>
+            </w:r>
+          </w:p>
+        </w:tc>
+      </w:tr>
+      <w:tr>
+        <w:tc>
+          <w:tcPr>
+            <w:tcW w:type="dxa" w:w="1584"/>
+            <w:tcMar>
+              <w:top w:w="38" w:type="dxa"/>
+              <w:start w:w="55" w:type="dxa"/>
+              <w:bottom w:w="38" w:type="dxa"/>
+              <w:end w:w="55" w:type="dxa"/>
+            </w:tcMar>
+            <w:vAlign w:val="top"/>
+          </w:tcPr>
+          <w:p>
+            <w:pPr>
+              <w:spacing w:after="0"/>
+            </w:pPr>
+            <w:r>
+              <w:rPr>
+                <w:rFonts w:ascii="Aptos" w:hAnsi="Aptos"/>
+                <w:b/>
+                <w:color w:val="374151"/>
+                <w:sz w:val="13"/>
+              </w:rPr>
+              <w:t>Product Route</w:t>
+            </w:r>
+          </w:p>
+        </w:tc>
+        <w:tc>
+          <w:tcPr>
+            <w:tcW w:type="dxa" w:w="2232"/>
+            <w:tcMar>
+              <w:top w:w="38" w:type="dxa"/>
+              <w:start w:w="55" w:type="dxa"/>
+              <w:bottom w:w="38" w:type="dxa"/>
+              <w:end w:w="55" w:type="dxa"/>
+            </w:tcMar>
+            <w:vAlign w:val="top"/>
+          </w:tcPr>
+          <w:p>
+            <w:pPr>
+              <w:spacing w:after="0"/>
+            </w:pPr>
+            <w:r>
+              <w:rPr>
+                <w:rFonts w:ascii="Aptos" w:hAnsi="Aptos"/>
+                <w:b/>
+                <w:color w:val="111827"/>
+                <w:sz w:val="14"/>
+              </w:rPr>
+              <w:t>Itch Inventory Page</w:t>
+            </w:r>
+          </w:p>
+        </w:tc>
+        <w:tc>
+          <w:tcPr>
+            <w:tcW w:type="dxa" w:w="3384"/>
+            <w:tcMar>
+              <w:top w:w="38" w:type="dxa"/>
+              <w:start w:w="55" w:type="dxa"/>
+              <w:bottom w:w="38" w:type="dxa"/>
+              <w:end w:w="55" w:type="dxa"/>
+            </w:tcMar>
+            <w:vAlign w:val="top"/>
+          </w:tcPr>
+          <w:p>
+            <w:pPr>
+              <w:spacing w:after="0"/>
+            </w:pPr>
+            <w:hyperlink r:id="rId30">
+              <w:r>
+                <w:rPr>
+                  <w:u w:val="single"/>
+                  <w:color w:val="1155CC"/>
+                  <w:sz w:val="14"/>
+                  <w:szCs w:val="14"/>
+                </w:rPr>
+                <w:t>Itch Inventory Page</w:t>
+              </w:r>
+            </w:hyperlink>
+          </w:p>
+          <w:p>
+            <w:pPr>
+              <w:spacing w:after="0" w:before="0"/>
+            </w:pPr>
+            <w:r>
+              <w:rPr>
+                <w:rFonts w:ascii="Aptos" w:hAnsi="Aptos"/>
+                <w:b w:val="0"/>
+                <w:color w:val="6B7280"/>
+                <w:sz w:val="10"/>
+              </w:rPr>
+              <w:t>garebear99.github.io/TizWildinEntertainmentHUB/ecos...</w:t>
+            </w:r>
+          </w:p>
+        </w:tc>
+        <w:tc>
+          <w:tcPr>
+            <w:tcW w:type="dxa" w:w="3240"/>
+            <w:tcMar>
+              <w:top w:w="38" w:type="dxa"/>
+              <w:start w:w="55" w:type="dxa"/>
+              <w:bottom w:w="38" w:type="dxa"/>
+              <w:end w:w="55" w:type="dxa"/>
+            </w:tcMar>
+            <w:vAlign w:val="top"/>
+          </w:tcPr>
+          <w:p>
+            <w:pPr>
+              <w:spacing w:after="0"/>
+            </w:pPr>
+            <w:r>
+              <w:rPr>
+                <w:rFonts w:ascii="Aptos" w:hAnsi="Aptos"/>
+                <w:b w:val="0"/>
+                <w:color w:val="374151"/>
+                <w:sz w:val="13"/>
+              </w:rPr>
+              <w:t>Game asset/tool routing, product cards, storefront linking.</w:t>
+            </w:r>
+          </w:p>
+        </w:tc>
+      </w:tr>
+      <w:tr>
+        <w:tc>
+          <w:tcPr>
+            <w:tcW w:type="dxa" w:w="1584"/>
+            <w:tcMar>
+              <w:top w:w="38" w:type="dxa"/>
+              <w:start w:w="55" w:type="dxa"/>
+              <w:bottom w:w="38" w:type="dxa"/>
+              <w:end w:w="55" w:type="dxa"/>
+            </w:tcMar>
+            <w:vAlign w:val="top"/>
+          </w:tcPr>
+          <w:p>
+            <w:pPr>
+              <w:spacing w:after="0"/>
+            </w:pPr>
+            <w:r>
+              <w:rPr>
+                <w:rFonts w:ascii="Aptos" w:hAnsi="Aptos"/>
+                <w:b/>
+                <w:color w:val="374151"/>
+                <w:sz w:val="13"/>
+              </w:rPr>
+              <w:t>Documentation</w:t>
+            </w:r>
+          </w:p>
+        </w:tc>
+        <w:tc>
+          <w:tcPr>
+            <w:tcW w:type="dxa" w:w="2232"/>
+            <w:tcMar>
+              <w:top w:w="38" w:type="dxa"/>
+              <w:start w:w="55" w:type="dxa"/>
+              <w:bottom w:w="38" w:type="dxa"/>
+              <w:end w:w="55" w:type="dxa"/>
+            </w:tcMar>
+            <w:vAlign w:val="top"/>
+          </w:tcPr>
+          <w:p>
+            <w:pPr>
+              <w:spacing w:after="0"/>
+            </w:pPr>
+            <w:r>
+              <w:rPr>
+                <w:rFonts w:ascii="Aptos" w:hAnsi="Aptos"/>
+                <w:b/>
+                <w:color w:val="111827"/>
+                <w:sz w:val="14"/>
+              </w:rPr>
+              <w:t>Portfolio Proof Map</w:t>
+            </w:r>
+          </w:p>
+        </w:tc>
+        <w:tc>
+          <w:tcPr>
+            <w:tcW w:type="dxa" w:w="3384"/>
+            <w:tcMar>
+              <w:top w:w="38" w:type="dxa"/>
+              <w:start w:w="55" w:type="dxa"/>
+              <w:bottom w:w="38" w:type="dxa"/>
+              <w:end w:w="55" w:type="dxa"/>
+            </w:tcMar>
+            <w:vAlign w:val="top"/>
+          </w:tcPr>
+          <w:p>
+            <w:pPr>
+              <w:spacing w:after="0"/>
+            </w:pPr>
+            <w:hyperlink r:id="rId31">
+              <w:r>
+                <w:rPr>
+                  <w:u w:val="single"/>
+                  <w:color w:val="1155CC"/>
+                  <w:sz w:val="14"/>
+                  <w:szCs w:val="14"/>
+                </w:rPr>
+                <w:t>Portfolio Proof Map</w:t>
+              </w:r>
+            </w:hyperlink>
+          </w:p>
+          <w:p>
+            <w:pPr>
+              <w:spacing w:after="0" w:before="0"/>
+            </w:pPr>
+            <w:r>
+              <w:rPr>
+                <w:rFonts w:ascii="Aptos" w:hAnsi="Aptos"/>
+                <w:b w:val="0"/>
+                <w:color w:val="6B7280"/>
+                <w:sz w:val="10"/>
+              </w:rPr>
+              <w:t>github.com/GareBear99/Portfolio/blob/main/docs/PORT...</w:t>
+            </w:r>
+          </w:p>
+        </w:tc>
+        <w:tc>
+          <w:tcPr>
+            <w:tcW w:type="dxa" w:w="3240"/>
+            <w:tcMar>
+              <w:top w:w="38" w:type="dxa"/>
+              <w:start w:w="55" w:type="dxa"/>
+              <w:bottom w:w="38" w:type="dxa"/>
+              <w:end w:w="55" w:type="dxa"/>
+            </w:tcMar>
+            <w:vAlign w:val="top"/>
+          </w:tcPr>
+          <w:p>
+            <w:pPr>
+              <w:spacing w:after="0"/>
+            </w:pPr>
+            <w:r>
+              <w:rPr>
+                <w:rFonts w:ascii="Aptos" w:hAnsi="Aptos"/>
+                <w:b w:val="0"/>
+                <w:color w:val="374151"/>
+                <w:sz w:val="13"/>
+              </w:rPr>
+              <w:t>Evidence organization, proof notes, project documentation.</w:t>
+            </w:r>
+          </w:p>
+        </w:tc>
+      </w:tr>
+      <w:tr>
+        <w:tc>
+          <w:tcPr>
+            <w:tcW w:type="dxa" w:w="1584"/>
+            <w:tcMar>
+              <w:top w:w="38" w:type="dxa"/>
+              <w:start w:w="55" w:type="dxa"/>
+              <w:bottom w:w="38" w:type="dxa"/>
+              <w:end w:w="55" w:type="dxa"/>
+            </w:tcMar>
+            <w:vAlign w:val="top"/>
+          </w:tcPr>
+          <w:p>
+            <w:pPr>
+              <w:spacing w:after="0"/>
+            </w:pPr>
+            <w:r>
+              <w:rPr>
+                <w:rFonts w:ascii="Aptos" w:hAnsi="Aptos"/>
+                <w:b/>
+                <w:color w:val="374151"/>
+                <w:sz w:val="13"/>
+              </w:rPr>
+              <w:t>Documentation</w:t>
+            </w:r>
+          </w:p>
+        </w:tc>
+        <w:tc>
+          <w:tcPr>
+            <w:tcW w:type="dxa" w:w="2232"/>
+            <w:tcMar>
+              <w:top w:w="38" w:type="dxa"/>
+              <w:start w:w="55" w:type="dxa"/>
+              <w:bottom w:w="38" w:type="dxa"/>
+              <w:end w:w="55" w:type="dxa"/>
+            </w:tcMar>
+            <w:vAlign w:val="top"/>
+          </w:tcPr>
+          <w:p>
+            <w:pPr>
+              <w:spacing w:after="0"/>
+            </w:pPr>
+            <w:r>
+              <w:rPr>
+                <w:rFonts w:ascii="Aptos" w:hAnsi="Aptos"/>
+                <w:b/>
+                <w:color w:val="111827"/>
+                <w:sz w:val="14"/>
+              </w:rPr>
+              <w:t>Project Ecosystem Index</w:t>
+            </w:r>
+          </w:p>
+        </w:tc>
+        <w:tc>
+          <w:tcPr>
+            <w:tcW w:type="dxa" w:w="3384"/>
+            <w:tcMar>
+              <w:top w:w="38" w:type="dxa"/>
+              <w:start w:w="55" w:type="dxa"/>
+              <w:bottom w:w="38" w:type="dxa"/>
+              <w:end w:w="55" w:type="dxa"/>
+            </w:tcMar>
+            <w:vAlign w:val="top"/>
+          </w:tcPr>
+          <w:p>
+            <w:pPr>
+              <w:spacing w:after="0"/>
+            </w:pPr>
+            <w:hyperlink r:id="rId32">
+              <w:r>
+                <w:rPr>
+                  <w:u w:val="single"/>
+                  <w:color w:val="1155CC"/>
+                  <w:sz w:val="14"/>
+                  <w:szCs w:val="14"/>
+                </w:rPr>
+                <w:t>Project Ecosystem Index</w:t>
+              </w:r>
+            </w:hyperlink>
+          </w:p>
+          <w:p>
+            <w:pPr>
+              <w:spacing w:after="0" w:before="0"/>
+            </w:pPr>
+            <w:r>
+              <w:rPr>
+                <w:rFonts w:ascii="Aptos" w:hAnsi="Aptos"/>
+                <w:b w:val="0"/>
+                <w:color w:val="6B7280"/>
+                <w:sz w:val="10"/>
+              </w:rPr>
+              <w:t>github.com/GareBear99/Portfolio/blob/main/docs/PROJ...</w:t>
+            </w:r>
+          </w:p>
+        </w:tc>
+        <w:tc>
+          <w:tcPr>
+            <w:tcW w:type="dxa" w:w="3240"/>
+            <w:tcMar>
+              <w:top w:w="38" w:type="dxa"/>
+              <w:start w:w="55" w:type="dxa"/>
+              <w:bottom w:w="38" w:type="dxa"/>
+              <w:end w:w="55" w:type="dxa"/>
+            </w:tcMar>
+            <w:vAlign w:val="top"/>
+          </w:tcPr>
+          <w:p>
+            <w:pPr>
+              <w:spacing w:after="0"/>
+            </w:pPr>
+            <w:r>
+              <w:rPr>
+                <w:rFonts w:ascii="Aptos" w:hAnsi="Aptos"/>
+                <w:b w:val="0"/>
+                <w:color w:val="374151"/>
+                <w:sz w:val="13"/>
+              </w:rPr>
+              <w:t>Large project index, route mapping, public docs structure.</w:t>
+            </w:r>
+          </w:p>
+        </w:tc>
+      </w:tr>
+    </w:tbl>
+    <w:p>
+      <w:pPr>
+        <w:spacing w:before="100" w:after="0"/>
+      </w:pPr>
       <w:r>
         <w:rPr>
-          <w:rFonts w:ascii="Arial" w:hAnsi="Arial"/>
-          <w:color w:val="555555"/>
-          <w:sz w:val="16"/>
+          <w:rFonts w:ascii="Aptos" w:hAnsi="Aptos"/>
+          <w:b w:val="0"/>
+          <w:color w:val="4B5563"/>
+          <w:sz w:val="13"/>
         </w:rPr>
-        <w:t xml:space="preserve"> | </w:t>
+        <w:t>Reference note: page 1 is kept short for hiring scans; page 2 is the proof sheet for managers, recruiters, and documentation-oriented roles that need source links.</w:t>
       </w:r>
-      <w:hyperlink r:id="rId17">
-        <w:r>
-          <w:rPr>
-            <w:color w:val="0563C1"/>
-            <w:u w:val="single"/>
-          </w:rPr>
-          <w:t>ARC-Neuron LLMBuilder</w:t>
-        </w:r>
-      </w:hyperlink>
-      <w:r>
-        <w:rPr>
-          <w:rFonts w:ascii="Arial" w:hAnsi="Arial"/>
-          <w:color w:val="555555"/>
-          <w:sz w:val="16"/>
-        </w:rPr>
-        <w:t xml:space="preserve"> | </w:t>
-      </w:r>
-      <w:hyperlink r:id="rId15">
-        <w:r>
-          <w:rPr>
-            <w:color w:val="0563C1"/>
-            <w:u w:val="single"/>
-          </w:rPr>
-          <w:t>RiftAscent</w:t>
-        </w:r>
-      </w:hyperlink>
-      <w:r>
-        <w:rPr>
-          <w:rFonts w:ascii="Arial" w:hAnsi="Arial"/>
-          <w:color w:val="555555"/>
-          <w:sz w:val="16"/>
-        </w:rPr>
-        <w:t xml:space="preserve"> | </w:t>
-      </w:r>
-      <w:hyperlink r:id="rId18">
-        <w:r>
-          <w:rPr>
-            <w:color w:val="0563C1"/>
-            <w:u w:val="single"/>
-          </w:rPr>
-          <w:t>Neolution</w:t>
-        </w:r>
-      </w:hyperlink>
     </w:p>
     <w:sectPr>
       <w:pgSz w:w="12240" w:h="15840"/>
-      <w:pgMar w:top="648" w:right="792" w:bottom="605" w:left="792" w:header="720" w:footer="720" w:gutter="0"/>
+      <w:pgMar w:top="547" w:right="662" w:bottom="547" w:left="662" w:header="720" w:footer="720" w:gutter="0"/>
       <w:cols w:space="720"/>
       <w:docGrid w:linePitch="360"/>
     </w:sectPr>
